--- a/rapports/2026-06-06/EQ13/EQ13_sup_v2/DR_041201030002/85-87-92-19.docx
+++ b/rapports/2026-06-06/EQ13/EQ13_sup_v2/DR_041201030002/85-87-92-19.docx
@@ -297,7 +297,7 @@
           <w:color w:val="1F6FEB"/>
           <w:sz w:val="22"/>
         </w:rPr>
-        <w:t>⚠ INCOHÉRENCES À CORRIGER (138)</w:t>
+        <w:t>⚠ INCOHÉRENCES À CORRIGER (134)</w:t>
       </w:r>
     </w:p>
     <w:tbl>
@@ -904,7 +904,7 @@
                 <w:color w:val="16A34A"/>
                 <w:sz w:val="16"/>
               </w:rPr>
-              <w:t>—</w:t>
+              <w:t>s01q32, s01q36, s01q38, s04q37_modif, s02q33, s02q34, s01q00b</w:t>
             </w:r>
           </w:p>
         </w:tc>
@@ -935,7 +935,7 @@
                 <w:i w:val="0"/>
                 <w:sz w:val="17"/>
               </w:rPr>
-              <w:t>Incohérence!!! seulement les écoles privées paient les frais de scolarité (y compris les frais d'inscription).</w:t>
+              <w:t>Peu probable!!! Vu l'âge (15 ans) de MARIAME GUEYE ou l'année à laquelle MARIAME GUEYE a fréquenté l'école pour la dernière fois (.) le dernier diplome de MARIAME GUEYE ne peut être le Certificat d'études primaires (CEP), prière de corriger cette incohérence ou confirmer avec le QG.</w:t>
             </w:r>
           </w:p>
         </w:tc>
@@ -994,7 +994,7 @@
                 <w:color w:val="16A34A"/>
                 <w:sz w:val="16"/>
               </w:rPr>
-              <w:t>s01q49, s02q24, s01q00b, s02q17_2, s02q15_2</w:t>
+              <w:t>s02q33, s01q00b</w:t>
             </w:r>
           </w:p>
         </w:tc>
@@ -1025,7 +1025,7 @@
                 <w:i w:val="0"/>
                 <w:sz w:val="17"/>
               </w:rPr>
-              <w:t>Le montant des frais d'uniformes (1000 FCFA) pour l'année scolaire de SERIGNE BABACAR  GUEYE qui fréquente 3ème année de Primaire semble incohérent, veuillez, s'il vous plait, verifier cette information auprès de l'enquêté ou confirmer avec le QG.</w:t>
+              <w:t>Incoherent!!! La dernière fois que IBRAHIMA GUEYE a  fréquenté l'école est 9999.</w:t>
             </w:r>
           </w:p>
         </w:tc>
@@ -1084,7 +1084,7 @@
                 <w:color w:val="16A34A"/>
                 <w:sz w:val="16"/>
               </w:rPr>
-              <w:t>s01q32, s01q36, s01q38, s04q37_modif, s02q33, s02q34, s01q00b</w:t>
+              <w:t>s02q33, s01q00b</w:t>
             </w:r>
           </w:p>
         </w:tc>
@@ -1115,7 +1115,7 @@
                 <w:i w:val="0"/>
                 <w:sz w:val="17"/>
               </w:rPr>
-              <w:t>Peu probable!!! Vu l'âge (15 ans) de MARIAME GUEYE ou l'année à laquelle MARIAME GUEYE a fréquenté l'école pour la dernière fois (.) le dernier diplome de MARIAME GUEYE ne peut être le Certificat d'études primaires (CEP), prière de corriger cette incohérence ou confirmer avec le QG.</w:t>
+              <w:t>Incoherent!!! La dernière fois que SEYNABOU DIOP a  fréquenté l'école est 9999.</w:t>
             </w:r>
           </w:p>
         </w:tc>
@@ -1174,7 +1174,7 @@
                 <w:color w:val="16A34A"/>
                 <w:sz w:val="16"/>
               </w:rPr>
-              <w:t>s02q33, s01q00b</w:t>
+              <w:t>s01q49, s02q24, s01q00b, s02q17_2, s02q15_2</w:t>
             </w:r>
           </w:p>
         </w:tc>
@@ -1205,7 +1205,7 @@
                 <w:i w:val="0"/>
                 <w:sz w:val="17"/>
               </w:rPr>
-              <w:t>Incoherent!!! La dernière fois que IBRAHIMA GUEYE a  fréquenté l'école est 9999.</w:t>
+              <w:t>Le montant des frais d'uniformes (1000 FCFA) pour l'année scolaire de SERIGNE BABACAR  GUEYE qui fréquente 3ème année de Primaire semble incohérent, veuillez, s'il vous plait, verifier cette information auprès de l'enquêté ou confirmer avec le QG.</w:t>
             </w:r>
           </w:p>
         </w:tc>
@@ -1264,7 +1264,7 @@
                 <w:color w:val="16A34A"/>
                 <w:sz w:val="16"/>
               </w:rPr>
-              <w:t>s02q33, s01q00b</w:t>
+              <w:t>s01q32, s01q36, s01q38, s04q37_modif, s02q33, s02q34, s01q00b</w:t>
             </w:r>
           </w:p>
         </w:tc>
@@ -1295,7 +1295,7 @@
                 <w:i w:val="0"/>
                 <w:sz w:val="17"/>
               </w:rPr>
-              <w:t>Incoherent!!! La dernière fois que SEYNABOU DIOP a  fréquenté l'école est 9999.</w:t>
+              <w:t>Peu probable!!! Vu l'âge (23 ans) de MOUTARD GUEYE ou l'année à laquelle MOUTARD GUEYE a fréquenté l'école pour la dernière fois (9999) le dernier diplome de MOUTARD GUEYE ne peut être le Certificat d'études primaires (CEP), prière de corriger cette incohérence ou confirmer avec le QG.</w:t>
             </w:r>
           </w:p>
         </w:tc>
@@ -1354,7 +1354,7 @@
                 <w:color w:val="16A34A"/>
                 <w:sz w:val="16"/>
               </w:rPr>
-              <w:t>s01q32, s01q36, s01q38, s04q37_modif, s02q33, s02q34, s01q00b</w:t>
+              <w:t>s02q33, s01q00b</w:t>
             </w:r>
           </w:p>
         </w:tc>
@@ -1385,7 +1385,7 @@
                 <w:i w:val="0"/>
                 <w:sz w:val="17"/>
               </w:rPr>
-              <w:t>Peu probable!!! Vu l'âge (23 ans) de MOUTARD GUEYE ou l'année à laquelle MOUTARD GUEYE a fréquenté l'école pour la dernière fois (9999) le dernier diplome de MOUTARD GUEYE ne peut être le Certificat d'études primaires (CEP), prière de corriger cette incohérence ou confirmer avec le QG.</w:t>
+              <w:t>Incoherent!!! La dernière fois que MOUTARD GUEYE a  fréquenté l'école est 9999.</w:t>
             </w:r>
           </w:p>
         </w:tc>
@@ -1418,6 +1418,1086 @@
                 <w:i w:val="0"/>
                 <w:sz w:val="16"/>
               </w:rPr>
+              <w:t>S16</w:t>
+              <w:br/>
+            </w:r>
+            <w:r>
+              <w:rPr>
+                <w:b w:val="0"/>
+                <w:i w:val="0"/>
+                <w:color w:val="64748B"/>
+                <w:sz w:val="14"/>
+              </w:rPr>
+              <w:t>Agriculture</w:t>
+            </w:r>
+          </w:p>
+        </w:tc>
+        <w:tc>
+          <w:tcPr>
+            <w:tcW w:type="dxa" w:w="1531"/>
+          </w:tcPr>
+          <w:p>
+            <w:r>
+              <w:rPr>
+                <w:b/>
+                <w:i w:val="0"/>
+                <w:color w:val="16A34A"/>
+                <w:sz w:val="16"/>
+              </w:rPr>
+              <w:t>s16dq05a, s16dq05c</w:t>
+            </w:r>
+          </w:p>
+        </w:tc>
+        <w:tc>
+          <w:tcPr>
+            <w:tcW w:type="dxa" w:w="1191"/>
+          </w:tcPr>
+          <w:p>
+            <w:r>
+              <w:rPr>
+                <w:b w:val="0"/>
+                <w:i w:val="0"/>
+                <w:color w:val="64748B"/>
+                <w:sz w:val="16"/>
+              </w:rPr>
+              <w:t>GT-CQ</w:t>
+            </w:r>
+          </w:p>
+        </w:tc>
+        <w:tc>
+          <w:tcPr>
+            <w:tcW w:type="dxa" w:w="4706"/>
+          </w:tcPr>
+          <w:p>
+            <w:r>
+              <w:rPr>
+                <w:b w:val="0"/>
+                <w:i w:val="0"/>
+                <w:sz w:val="17"/>
+              </w:rPr>
+              <w:t>La quantité de s16dq05a estimée en Kg est incohérente avec la prise dans la question s16dq05c, prière de bien estimer et mettre la valeur exacte.</w:t>
+            </w:r>
+          </w:p>
+        </w:tc>
+      </w:tr>
+      <w:tr>
+        <w:tc>
+          <w:tcPr>
+            <w:tcW w:type="dxa" w:w="964"/>
+          </w:tcPr>
+          <w:p>
+            <w:r>
+              <w:rPr>
+                <w:b/>
+                <w:i w:val="0"/>
+                <w:color w:val="EA580C"/>
+                <w:sz w:val="16"/>
+              </w:rPr>
+              <w:t>Moyenne</w:t>
+            </w:r>
+          </w:p>
+        </w:tc>
+        <w:tc>
+          <w:tcPr>
+            <w:tcW w:type="dxa" w:w="1247"/>
+          </w:tcPr>
+          <w:p>
+            <w:r>
+              <w:rPr>
+                <w:b/>
+                <w:i w:val="0"/>
+                <w:sz w:val="16"/>
+              </w:rPr>
+              <w:t>S00</w:t>
+              <w:br/>
+            </w:r>
+            <w:r>
+              <w:rPr>
+                <w:b w:val="0"/>
+                <w:i w:val="0"/>
+                <w:color w:val="64748B"/>
+                <w:sz w:val="14"/>
+              </w:rPr>
+              <w:t>Identification</w:t>
+            </w:r>
+          </w:p>
+        </w:tc>
+        <w:tc>
+          <w:tcPr>
+            <w:tcW w:type="dxa" w:w="1531"/>
+          </w:tcPr>
+          <w:p>
+            <w:r>
+              <w:rPr>
+                <w:b/>
+                <w:i w:val="0"/>
+                <w:color w:val="16A34A"/>
+                <w:sz w:val="16"/>
+              </w:rPr>
+              <w:t>s00q07a, s00q08, s00q10, s00q13_0, s00q15_0, s00q17_0, s00q23a, s00q23b</w:t>
+            </w:r>
+          </w:p>
+        </w:tc>
+        <w:tc>
+          <w:tcPr>
+            <w:tcW w:type="dxa" w:w="1191"/>
+          </w:tcPr>
+          <w:p>
+            <w:r>
+              <w:rPr>
+                <w:b w:val="0"/>
+                <w:i w:val="0"/>
+                <w:color w:val="64748B"/>
+                <w:sz w:val="16"/>
+              </w:rPr>
+              <w:t>GT-CQ</w:t>
+            </w:r>
+          </w:p>
+        </w:tc>
+        <w:tc>
+          <w:tcPr>
+            <w:tcW w:type="dxa" w:w="4706"/>
+          </w:tcPr>
+          <w:p>
+            <w:r>
+              <w:rPr>
+                <w:b w:val="0"/>
+                <w:i w:val="0"/>
+                <w:sz w:val="17"/>
+              </w:rPr>
+              <w:t>Prière de renseigner toutes les informations du ménage dans la section 0 avant d'entamer les autres informations.</w:t>
+            </w:r>
+          </w:p>
+        </w:tc>
+      </w:tr>
+      <w:tr>
+        <w:tc>
+          <w:tcPr>
+            <w:tcW w:type="dxa" w:w="964"/>
+          </w:tcPr>
+          <w:p>
+            <w:r>
+              <w:rPr>
+                <w:b/>
+                <w:i w:val="0"/>
+                <w:color w:val="EA580C"/>
+                <w:sz w:val="16"/>
+              </w:rPr>
+              <w:t>Moyenne</w:t>
+            </w:r>
+          </w:p>
+        </w:tc>
+        <w:tc>
+          <w:tcPr>
+            <w:tcW w:type="dxa" w:w="1247"/>
+          </w:tcPr>
+          <w:p>
+            <w:r>
+              <w:rPr>
+                <w:b/>
+                <w:i w:val="0"/>
+                <w:sz w:val="16"/>
+              </w:rPr>
+              <w:t>S00</w:t>
+              <w:br/>
+            </w:r>
+            <w:r>
+              <w:rPr>
+                <w:b w:val="0"/>
+                <w:i w:val="0"/>
+                <w:color w:val="64748B"/>
+                <w:sz w:val="14"/>
+              </w:rPr>
+              <w:t>Identification</w:t>
+            </w:r>
+          </w:p>
+        </w:tc>
+        <w:tc>
+          <w:tcPr>
+            <w:tcW w:type="dxa" w:w="1531"/>
+          </w:tcPr>
+          <w:p>
+            <w:r>
+              <w:rPr>
+                <w:b/>
+                <w:i w:val="0"/>
+                <w:color w:val="16A34A"/>
+                <w:sz w:val="16"/>
+              </w:rPr>
+              <w:t>s00q27</w:t>
+            </w:r>
+          </w:p>
+        </w:tc>
+        <w:tc>
+          <w:tcPr>
+            <w:tcW w:type="dxa" w:w="1191"/>
+          </w:tcPr>
+          <w:p>
+            <w:r>
+              <w:rPr>
+                <w:b w:val="0"/>
+                <w:i w:val="0"/>
+                <w:color w:val="64748B"/>
+                <w:sz w:val="16"/>
+              </w:rPr>
+              <w:t>GT-CQ</w:t>
+            </w:r>
+          </w:p>
+        </w:tc>
+        <w:tc>
+          <w:tcPr>
+            <w:tcW w:type="dxa" w:w="4706"/>
+          </w:tcPr>
+          <w:p>
+            <w:r>
+              <w:rPr>
+                <w:b w:val="0"/>
+                <w:i w:val="0"/>
+                <w:sz w:val="17"/>
+              </w:rPr>
+              <w:t>Vous avez declaré que le questionnaire est complètement fini mais le questionnaire est en statut partiel, prière de mettre le questionnaire en statut complet s'il est fini.</w:t>
+            </w:r>
+          </w:p>
+        </w:tc>
+      </w:tr>
+      <w:tr>
+        <w:tc>
+          <w:tcPr>
+            <w:tcW w:type="dxa" w:w="964"/>
+          </w:tcPr>
+          <w:p>
+            <w:r>
+              <w:rPr>
+                <w:b/>
+                <w:i w:val="0"/>
+                <w:color w:val="EA580C"/>
+                <w:sz w:val="16"/>
+              </w:rPr>
+              <w:t>Moyenne</w:t>
+            </w:r>
+          </w:p>
+        </w:tc>
+        <w:tc>
+          <w:tcPr>
+            <w:tcW w:type="dxa" w:w="1247"/>
+          </w:tcPr>
+          <w:p>
+            <w:r>
+              <w:rPr>
+                <w:b/>
+                <w:i w:val="0"/>
+                <w:sz w:val="16"/>
+              </w:rPr>
+              <w:t>S00</w:t>
+              <w:br/>
+            </w:r>
+            <w:r>
+              <w:rPr>
+                <w:b w:val="0"/>
+                <w:i w:val="0"/>
+                <w:color w:val="64748B"/>
+                <w:sz w:val="14"/>
+              </w:rPr>
+              <w:t>Identification</w:t>
+            </w:r>
+          </w:p>
+        </w:tc>
+        <w:tc>
+          <w:tcPr>
+            <w:tcW w:type="dxa" w:w="1531"/>
+          </w:tcPr>
+          <w:p>
+            <w:r>
+              <w:rPr>
+                <w:b/>
+                <w:i w:val="0"/>
+                <w:color w:val="16A34A"/>
+                <w:sz w:val="16"/>
+              </w:rPr>
+              <w:t>—</w:t>
+            </w:r>
+          </w:p>
+        </w:tc>
+        <w:tc>
+          <w:tcPr>
+            <w:tcW w:type="dxa" w:w="1191"/>
+          </w:tcPr>
+          <w:p>
+            <w:r>
+              <w:rPr>
+                <w:b w:val="0"/>
+                <w:i w:val="0"/>
+                <w:color w:val="64748B"/>
+                <w:sz w:val="16"/>
+              </w:rPr>
+              <w:t>GT-CQ</w:t>
+            </w:r>
+          </w:p>
+        </w:tc>
+        <w:tc>
+          <w:tcPr>
+            <w:tcW w:type="dxa" w:w="4706"/>
+          </w:tcPr>
+          <w:p>
+            <w:r>
+              <w:rPr>
+                <w:b w:val="0"/>
+                <w:i w:val="0"/>
+                <w:sz w:val="17"/>
+              </w:rPr>
+              <w:t>L'adresse ou la localisation du ménage doit être bien renseignée, ne doit pas contenir des numéros de téléphone et elle semble courte pour être une adresse.</w:t>
+            </w:r>
+          </w:p>
+        </w:tc>
+      </w:tr>
+      <w:tr>
+        <w:tc>
+          <w:tcPr>
+            <w:tcW w:type="dxa" w:w="964"/>
+          </w:tcPr>
+          <w:p>
+            <w:r>
+              <w:rPr>
+                <w:b/>
+                <w:i w:val="0"/>
+                <w:color w:val="EA580C"/>
+                <w:sz w:val="16"/>
+              </w:rPr>
+              <w:t>Moyenne</w:t>
+            </w:r>
+          </w:p>
+        </w:tc>
+        <w:tc>
+          <w:tcPr>
+            <w:tcW w:type="dxa" w:w="1247"/>
+          </w:tcPr>
+          <w:p>
+            <w:r>
+              <w:rPr>
+                <w:b/>
+                <w:i w:val="0"/>
+                <w:sz w:val="16"/>
+              </w:rPr>
+              <w:t>S00</w:t>
+              <w:br/>
+            </w:r>
+            <w:r>
+              <w:rPr>
+                <w:b w:val="0"/>
+                <w:i w:val="0"/>
+                <w:color w:val="64748B"/>
+                <w:sz w:val="14"/>
+              </w:rPr>
+              <w:t>Identification</w:t>
+            </w:r>
+          </w:p>
+        </w:tc>
+        <w:tc>
+          <w:tcPr>
+            <w:tcW w:type="dxa" w:w="1531"/>
+          </w:tcPr>
+          <w:p>
+            <w:r>
+              <w:rPr>
+                <w:b/>
+                <w:i w:val="0"/>
+                <w:color w:val="16A34A"/>
+                <w:sz w:val="16"/>
+              </w:rPr>
+              <w:t>—</w:t>
+            </w:r>
+          </w:p>
+        </w:tc>
+        <w:tc>
+          <w:tcPr>
+            <w:tcW w:type="dxa" w:w="1191"/>
+          </w:tcPr>
+          <w:p>
+            <w:r>
+              <w:rPr>
+                <w:b w:val="0"/>
+                <w:i w:val="0"/>
+                <w:color w:val="64748B"/>
+                <w:sz w:val="16"/>
+              </w:rPr>
+              <w:t>GT-CQ</w:t>
+            </w:r>
+          </w:p>
+        </w:tc>
+        <w:tc>
+          <w:tcPr>
+            <w:tcW w:type="dxa" w:w="4706"/>
+          </w:tcPr>
+          <w:p>
+            <w:r>
+              <w:rPr>
+                <w:b w:val="0"/>
+                <w:i w:val="0"/>
+                <w:sz w:val="17"/>
+              </w:rPr>
+              <w:t>Prière de renseigner la bonne adresse.Attention! Il manque des informations non renseignées dans la section 0, prière de regarder toutes les autres informations dans l'identification du ménage (IDENTIFICATION ET RENSEIGNEMENTS DE CONTROLE) ou dans OBSERVATIONS pour pouvoir renseigné toutes les questions liées au ménage.</w:t>
+            </w:r>
+          </w:p>
+        </w:tc>
+      </w:tr>
+      <w:tr>
+        <w:tc>
+          <w:tcPr>
+            <w:tcW w:type="dxa" w:w="964"/>
+          </w:tcPr>
+          <w:p>
+            <w:r>
+              <w:rPr>
+                <w:b/>
+                <w:i w:val="0"/>
+                <w:color w:val="EA580C"/>
+                <w:sz w:val="16"/>
+              </w:rPr>
+              <w:t>Moyenne</w:t>
+            </w:r>
+          </w:p>
+        </w:tc>
+        <w:tc>
+          <w:tcPr>
+            <w:tcW w:type="dxa" w:w="1247"/>
+          </w:tcPr>
+          <w:p>
+            <w:r>
+              <w:rPr>
+                <w:b/>
+                <w:i w:val="0"/>
+                <w:sz w:val="16"/>
+              </w:rPr>
+              <w:t>S00</w:t>
+              <w:br/>
+            </w:r>
+            <w:r>
+              <w:rPr>
+                <w:b w:val="0"/>
+                <w:i w:val="0"/>
+                <w:color w:val="64748B"/>
+                <w:sz w:val="14"/>
+              </w:rPr>
+              <w:t>Identification</w:t>
+            </w:r>
+          </w:p>
+        </w:tc>
+        <w:tc>
+          <w:tcPr>
+            <w:tcW w:type="dxa" w:w="1531"/>
+          </w:tcPr>
+          <w:p>
+            <w:r>
+              <w:rPr>
+                <w:b/>
+                <w:i w:val="0"/>
+                <w:color w:val="16A34A"/>
+                <w:sz w:val="16"/>
+              </w:rPr>
+              <w:t>s00q12a, s00q12b</w:t>
+            </w:r>
+          </w:p>
+        </w:tc>
+        <w:tc>
+          <w:tcPr>
+            <w:tcW w:type="dxa" w:w="1191"/>
+          </w:tcPr>
+          <w:p>
+            <w:r>
+              <w:rPr>
+                <w:b w:val="0"/>
+                <w:i w:val="0"/>
+                <w:color w:val="64748B"/>
+                <w:sz w:val="16"/>
+              </w:rPr>
+              <w:t>GT-CQ</w:t>
+            </w:r>
+          </w:p>
+        </w:tc>
+        <w:tc>
+          <w:tcPr>
+            <w:tcW w:type="dxa" w:w="4706"/>
+          </w:tcPr>
+          <w:p>
+            <w:r>
+              <w:rPr>
+                <w:b w:val="0"/>
+                <w:i w:val="0"/>
+                <w:sz w:val="17"/>
+              </w:rPr>
+              <w:t>Attention! Veillez bien renseigner le deuxième numero du chef de ménage(0.12b).</w:t>
+            </w:r>
+          </w:p>
+        </w:tc>
+      </w:tr>
+      <w:tr>
+        <w:tc>
+          <w:tcPr>
+            <w:tcW w:type="dxa" w:w="964"/>
+          </w:tcPr>
+          <w:p>
+            <w:r>
+              <w:rPr>
+                <w:b/>
+                <w:i w:val="0"/>
+                <w:color w:val="EA580C"/>
+                <w:sz w:val="16"/>
+              </w:rPr>
+              <w:t>Moyenne</w:t>
+            </w:r>
+          </w:p>
+        </w:tc>
+        <w:tc>
+          <w:tcPr>
+            <w:tcW w:type="dxa" w:w="1247"/>
+          </w:tcPr>
+          <w:p>
+            <w:r>
+              <w:rPr>
+                <w:b/>
+                <w:i w:val="0"/>
+                <w:sz w:val="16"/>
+              </w:rPr>
+              <w:t>S00</w:t>
+              <w:br/>
+            </w:r>
+            <w:r>
+              <w:rPr>
+                <w:b w:val="0"/>
+                <w:i w:val="0"/>
+                <w:color w:val="64748B"/>
+                <w:sz w:val="14"/>
+              </w:rPr>
+              <w:t>Identification</w:t>
+            </w:r>
+          </w:p>
+        </w:tc>
+        <w:tc>
+          <w:tcPr>
+            <w:tcW w:type="dxa" w:w="1531"/>
+          </w:tcPr>
+          <w:p>
+            <w:r>
+              <w:rPr>
+                <w:b/>
+                <w:i w:val="0"/>
+                <w:color w:val="16A34A"/>
+                <w:sz w:val="16"/>
+              </w:rPr>
+              <w:t>—</w:t>
+            </w:r>
+          </w:p>
+        </w:tc>
+        <w:tc>
+          <w:tcPr>
+            <w:tcW w:type="dxa" w:w="1191"/>
+          </w:tcPr>
+          <w:p>
+            <w:r>
+              <w:rPr>
+                <w:b w:val="0"/>
+                <w:i w:val="0"/>
+                <w:color w:val="64748B"/>
+                <w:sz w:val="16"/>
+              </w:rPr>
+              <w:t>GT-CQ</w:t>
+            </w:r>
+          </w:p>
+        </w:tc>
+        <w:tc>
+          <w:tcPr>
+            <w:tcW w:type="dxa" w:w="4706"/>
+          </w:tcPr>
+          <w:p>
+            <w:r>
+              <w:rPr>
+                <w:b w:val="0"/>
+                <w:i w:val="0"/>
+                <w:sz w:val="17"/>
+              </w:rPr>
+              <w:t>Prière de mettre les noms dans ces questions et mettre les contacts à leurs places.</w:t>
+            </w:r>
+          </w:p>
+        </w:tc>
+      </w:tr>
+      <w:tr>
+        <w:tc>
+          <w:tcPr>
+            <w:tcW w:type="dxa" w:w="964"/>
+          </w:tcPr>
+          <w:p>
+            <w:r>
+              <w:rPr>
+                <w:b/>
+                <w:i w:val="0"/>
+                <w:color w:val="EA580C"/>
+                <w:sz w:val="16"/>
+              </w:rPr>
+              <w:t>Moyenne</w:t>
+            </w:r>
+          </w:p>
+        </w:tc>
+        <w:tc>
+          <w:tcPr>
+            <w:tcW w:type="dxa" w:w="1247"/>
+          </w:tcPr>
+          <w:p>
+            <w:r>
+              <w:rPr>
+                <w:b/>
+                <w:i w:val="0"/>
+                <w:sz w:val="16"/>
+              </w:rPr>
+              <w:t>S01</w:t>
+              <w:br/>
+            </w:r>
+            <w:r>
+              <w:rPr>
+                <w:b w:val="0"/>
+                <w:i w:val="0"/>
+                <w:color w:val="64748B"/>
+                <w:sz w:val="14"/>
+              </w:rPr>
+              <w:t>Démographie</w:t>
+            </w:r>
+          </w:p>
+        </w:tc>
+        <w:tc>
+          <w:tcPr>
+            <w:tcW w:type="dxa" w:w="1531"/>
+          </w:tcPr>
+          <w:p>
+            <w:r>
+              <w:rPr>
+                <w:b/>
+                <w:i w:val="0"/>
+                <w:color w:val="16A34A"/>
+                <w:sz w:val="16"/>
+              </w:rPr>
+              <w:t>—</w:t>
+            </w:r>
+          </w:p>
+        </w:tc>
+        <w:tc>
+          <w:tcPr>
+            <w:tcW w:type="dxa" w:w="1191"/>
+          </w:tcPr>
+          <w:p>
+            <w:r>
+              <w:rPr>
+                <w:b w:val="0"/>
+                <w:i w:val="0"/>
+                <w:color w:val="64748B"/>
+                <w:sz w:val="16"/>
+              </w:rPr>
+              <w:t>GT-CQ</w:t>
+            </w:r>
+          </w:p>
+        </w:tc>
+        <w:tc>
+          <w:tcPr>
+            <w:tcW w:type="dxa" w:w="4706"/>
+          </w:tcPr>
+          <w:p>
+            <w:r>
+              <w:rPr>
+                <w:b w:val="0"/>
+                <w:i w:val="0"/>
+                <w:sz w:val="17"/>
+              </w:rPr>
+              <w:t>Prière de verifier l'information donnée par AISSATOU GUEYE ou corriger au niveau de la section 1.</w:t>
+            </w:r>
+          </w:p>
+        </w:tc>
+      </w:tr>
+      <w:tr>
+        <w:tc>
+          <w:tcPr>
+            <w:tcW w:type="dxa" w:w="964"/>
+          </w:tcPr>
+          <w:p>
+            <w:r>
+              <w:rPr>
+                <w:b/>
+                <w:i w:val="0"/>
+                <w:color w:val="EA580C"/>
+                <w:sz w:val="16"/>
+              </w:rPr>
+              <w:t>Moyenne</w:t>
+            </w:r>
+          </w:p>
+        </w:tc>
+        <w:tc>
+          <w:tcPr>
+            <w:tcW w:type="dxa" w:w="1247"/>
+          </w:tcPr>
+          <w:p>
+            <w:r>
+              <w:rPr>
+                <w:b/>
+                <w:i w:val="0"/>
+                <w:sz w:val="16"/>
+              </w:rPr>
+              <w:t>S01</w:t>
+              <w:br/>
+            </w:r>
+            <w:r>
+              <w:rPr>
+                <w:b w:val="0"/>
+                <w:i w:val="0"/>
+                <w:color w:val="64748B"/>
+                <w:sz w:val="14"/>
+              </w:rPr>
+              <w:t>Démographie</w:t>
+            </w:r>
+          </w:p>
+        </w:tc>
+        <w:tc>
+          <w:tcPr>
+            <w:tcW w:type="dxa" w:w="1531"/>
+          </w:tcPr>
+          <w:p>
+            <w:r>
+              <w:rPr>
+                <w:b/>
+                <w:i w:val="0"/>
+                <w:color w:val="16A34A"/>
+                <w:sz w:val="16"/>
+              </w:rPr>
+              <w:t>—</w:t>
+            </w:r>
+          </w:p>
+        </w:tc>
+        <w:tc>
+          <w:tcPr>
+            <w:tcW w:type="dxa" w:w="1191"/>
+          </w:tcPr>
+          <w:p>
+            <w:r>
+              <w:rPr>
+                <w:b w:val="0"/>
+                <w:i w:val="0"/>
+                <w:color w:val="64748B"/>
+                <w:sz w:val="16"/>
+              </w:rPr>
+              <w:t>GT-CQ</w:t>
+            </w:r>
+          </w:p>
+        </w:tc>
+        <w:tc>
+          <w:tcPr>
+            <w:tcW w:type="dxa" w:w="4706"/>
+          </w:tcPr>
+          <w:p>
+            <w:r>
+              <w:rPr>
+                <w:b w:val="0"/>
+                <w:i w:val="0"/>
+                <w:sz w:val="17"/>
+              </w:rPr>
+              <w:t>Prière de verifier l'information donnée par FATOU GUEYE ou corriger au niveau de la section 1.</w:t>
+            </w:r>
+          </w:p>
+        </w:tc>
+      </w:tr>
+      <w:tr>
+        <w:tc>
+          <w:tcPr>
+            <w:tcW w:type="dxa" w:w="964"/>
+          </w:tcPr>
+          <w:p>
+            <w:r>
+              <w:rPr>
+                <w:b/>
+                <w:i w:val="0"/>
+                <w:color w:val="EA580C"/>
+                <w:sz w:val="16"/>
+              </w:rPr>
+              <w:t>Moyenne</w:t>
+            </w:r>
+          </w:p>
+        </w:tc>
+        <w:tc>
+          <w:tcPr>
+            <w:tcW w:type="dxa" w:w="1247"/>
+          </w:tcPr>
+          <w:p>
+            <w:r>
+              <w:rPr>
+                <w:b/>
+                <w:i w:val="0"/>
+                <w:sz w:val="16"/>
+              </w:rPr>
+              <w:t>S01</w:t>
+              <w:br/>
+            </w:r>
+            <w:r>
+              <w:rPr>
+                <w:b w:val="0"/>
+                <w:i w:val="0"/>
+                <w:color w:val="64748B"/>
+                <w:sz w:val="14"/>
+              </w:rPr>
+              <w:t>Démographie</w:t>
+            </w:r>
+          </w:p>
+        </w:tc>
+        <w:tc>
+          <w:tcPr>
+            <w:tcW w:type="dxa" w:w="1531"/>
+          </w:tcPr>
+          <w:p>
+            <w:r>
+              <w:rPr>
+                <w:b/>
+                <w:i w:val="0"/>
+                <w:color w:val="16A34A"/>
+                <w:sz w:val="16"/>
+              </w:rPr>
+              <w:t>—</w:t>
+            </w:r>
+          </w:p>
+        </w:tc>
+        <w:tc>
+          <w:tcPr>
+            <w:tcW w:type="dxa" w:w="1191"/>
+          </w:tcPr>
+          <w:p>
+            <w:r>
+              <w:rPr>
+                <w:b w:val="0"/>
+                <w:i w:val="0"/>
+                <w:color w:val="64748B"/>
+                <w:sz w:val="16"/>
+              </w:rPr>
+              <w:t>GT-CQ</w:t>
+            </w:r>
+          </w:p>
+        </w:tc>
+        <w:tc>
+          <w:tcPr>
+            <w:tcW w:type="dxa" w:w="4706"/>
+          </w:tcPr>
+          <w:p>
+            <w:r>
+              <w:rPr>
+                <w:b w:val="0"/>
+                <w:i w:val="0"/>
+                <w:sz w:val="17"/>
+              </w:rPr>
+              <w:t>Prière de verifier l'information donnée par KHADI GUEYE ou corriger au niveau de la section 1.</w:t>
+            </w:r>
+          </w:p>
+        </w:tc>
+      </w:tr>
+      <w:tr>
+        <w:tc>
+          <w:tcPr>
+            <w:tcW w:type="dxa" w:w="964"/>
+          </w:tcPr>
+          <w:p>
+            <w:r>
+              <w:rPr>
+                <w:b/>
+                <w:i w:val="0"/>
+                <w:color w:val="EA580C"/>
+                <w:sz w:val="16"/>
+              </w:rPr>
+              <w:t>Moyenne</w:t>
+            </w:r>
+          </w:p>
+        </w:tc>
+        <w:tc>
+          <w:tcPr>
+            <w:tcW w:type="dxa" w:w="1247"/>
+          </w:tcPr>
+          <w:p>
+            <w:r>
+              <w:rPr>
+                <w:b/>
+                <w:i w:val="0"/>
+                <w:sz w:val="16"/>
+              </w:rPr>
+              <w:t>S01</w:t>
+              <w:br/>
+            </w:r>
+            <w:r>
+              <w:rPr>
+                <w:b w:val="0"/>
+                <w:i w:val="0"/>
+                <w:color w:val="64748B"/>
+                <w:sz w:val="14"/>
+              </w:rPr>
+              <w:t>Démographie</w:t>
+            </w:r>
+          </w:p>
+        </w:tc>
+        <w:tc>
+          <w:tcPr>
+            <w:tcW w:type="dxa" w:w="1531"/>
+          </w:tcPr>
+          <w:p>
+            <w:r>
+              <w:rPr>
+                <w:b/>
+                <w:i w:val="0"/>
+                <w:color w:val="16A34A"/>
+                <w:sz w:val="16"/>
+              </w:rPr>
+              <w:t>—</w:t>
+            </w:r>
+          </w:p>
+        </w:tc>
+        <w:tc>
+          <w:tcPr>
+            <w:tcW w:type="dxa" w:w="1191"/>
+          </w:tcPr>
+          <w:p>
+            <w:r>
+              <w:rPr>
+                <w:b w:val="0"/>
+                <w:i w:val="0"/>
+                <w:color w:val="64748B"/>
+                <w:sz w:val="16"/>
+              </w:rPr>
+              <w:t>GT-CQ</w:t>
+            </w:r>
+          </w:p>
+        </w:tc>
+        <w:tc>
+          <w:tcPr>
+            <w:tcW w:type="dxa" w:w="4706"/>
+          </w:tcPr>
+          <w:p>
+            <w:r>
+              <w:rPr>
+                <w:b w:val="0"/>
+                <w:i w:val="0"/>
+                <w:sz w:val="17"/>
+              </w:rPr>
+              <w:t>Prière de verifier l'information donnée par SERIGNE BABACAR  GUEYE ou corriger au niveau de la section 1.</w:t>
+            </w:r>
+          </w:p>
+        </w:tc>
+      </w:tr>
+      <w:tr>
+        <w:tc>
+          <w:tcPr>
+            <w:tcW w:type="dxa" w:w="964"/>
+          </w:tcPr>
+          <w:p>
+            <w:r>
+              <w:rPr>
+                <w:b/>
+                <w:i w:val="0"/>
+                <w:color w:val="EA580C"/>
+                <w:sz w:val="16"/>
+              </w:rPr>
+              <w:t>Moyenne</w:t>
+            </w:r>
+          </w:p>
+        </w:tc>
+        <w:tc>
+          <w:tcPr>
+            <w:tcW w:type="dxa" w:w="1247"/>
+          </w:tcPr>
+          <w:p>
+            <w:r>
+              <w:rPr>
+                <w:b/>
+                <w:i w:val="0"/>
+                <w:sz w:val="16"/>
+              </w:rPr>
+              <w:t>S01</w:t>
+              <w:br/>
+            </w:r>
+            <w:r>
+              <w:rPr>
+                <w:b w:val="0"/>
+                <w:i w:val="0"/>
+                <w:color w:val="64748B"/>
+                <w:sz w:val="14"/>
+              </w:rPr>
+              <w:t>Démographie</w:t>
+            </w:r>
+          </w:p>
+        </w:tc>
+        <w:tc>
+          <w:tcPr>
+            <w:tcW w:type="dxa" w:w="1531"/>
+          </w:tcPr>
+          <w:p>
+            <w:r>
+              <w:rPr>
+                <w:b/>
+                <w:i w:val="0"/>
+                <w:color w:val="16A34A"/>
+                <w:sz w:val="16"/>
+              </w:rPr>
+              <w:t>s01q10_1</w:t>
+            </w:r>
+          </w:p>
+        </w:tc>
+        <w:tc>
+          <w:tcPr>
+            <w:tcW w:type="dxa" w:w="1191"/>
+          </w:tcPr>
+          <w:p>
+            <w:r>
+              <w:rPr>
+                <w:b w:val="0"/>
+                <w:i w:val="0"/>
+                <w:color w:val="64748B"/>
+                <w:sz w:val="16"/>
+              </w:rPr>
+              <w:t>GT-CQ</w:t>
+            </w:r>
+          </w:p>
+        </w:tc>
+        <w:tc>
+          <w:tcPr>
+            <w:tcW w:type="dxa" w:w="4706"/>
+          </w:tcPr>
+          <w:p>
+            <w:r>
+              <w:rPr>
+                <w:b w:val="0"/>
+                <w:i w:val="0"/>
+                <w:sz w:val="17"/>
+              </w:rPr>
+              <w:t>La taille du ménage lors de l'enquête principale (15) de ce ménage est inférieur à la taille du denombrement (20), prière de fournir des explications concrètes ou aller revisiter le ménage.</w:t>
+            </w:r>
+          </w:p>
+        </w:tc>
+      </w:tr>
+      <w:tr>
+        <w:tc>
+          <w:tcPr>
+            <w:tcW w:type="dxa" w:w="964"/>
+          </w:tcPr>
+          <w:p>
+            <w:r>
+              <w:rPr>
+                <w:b/>
+                <w:i w:val="0"/>
+                <w:color w:val="EA580C"/>
+                <w:sz w:val="16"/>
+              </w:rPr>
+              <w:t>Moyenne</w:t>
+            </w:r>
+          </w:p>
+        </w:tc>
+        <w:tc>
+          <w:tcPr>
+            <w:tcW w:type="dxa" w:w="1247"/>
+          </w:tcPr>
+          <w:p>
+            <w:r>
+              <w:rPr>
+                <w:b/>
+                <w:i w:val="0"/>
+                <w:sz w:val="16"/>
+              </w:rPr>
               <w:t>S02</w:t>
               <w:br/>
             </w:r>
@@ -1444,7 +2524,7 @@
                 <w:color w:val="16A34A"/>
                 <w:sz w:val="16"/>
               </w:rPr>
-              <w:t>s02q33, s01q00b</w:t>
+              <w:t>s01q63, s00q04, s02q25, s01q00b, s02q17_2, s02q15_2</w:t>
             </w:r>
           </w:p>
         </w:tc>
@@ -1475,7 +2555,7 @@
                 <w:i w:val="0"/>
                 <w:sz w:val="17"/>
               </w:rPr>
-              <w:t>Incoherent!!! La dernière fois que MOUTARD GUEYE a  fréquenté l'école est 9999.</w:t>
+              <w:t>Dans les milieux urbains c'est peu probable de voir une école dont les élèves ou étudiants ne dépensent pas en frais d'uniformes, prière de verifier pour MARIAME GUEYE qui fréquente 1ére année de Secondaire 1 (Moyen) Général et corriger ou confirmer avec le QG.</w:t>
             </w:r>
           </w:p>
         </w:tc>
@@ -1490,10 +2570,10 @@
               <w:rPr>
                 <w:b/>
                 <w:i w:val="0"/>
-                <w:color w:val="DC2626"/>
-                <w:sz w:val="16"/>
-              </w:rPr>
-              <w:t>Haute</w:t>
+                <w:color w:val="EA580C"/>
+                <w:sz w:val="16"/>
+              </w:rPr>
+              <w:t>Moyenne</w:t>
             </w:r>
           </w:p>
         </w:tc>
@@ -1508,7 +2588,7 @@
                 <w:i w:val="0"/>
                 <w:sz w:val="16"/>
               </w:rPr>
-              <w:t>S16</w:t>
+              <w:t>S02</w:t>
               <w:br/>
             </w:r>
             <w:r>
@@ -1518,7 +2598,7 @@
                 <w:color w:val="64748B"/>
                 <w:sz w:val="14"/>
               </w:rPr>
-              <w:t>Agriculture</w:t>
+              <w:t>Éducation</w:t>
             </w:r>
           </w:p>
         </w:tc>
@@ -1534,7 +2614,7 @@
                 <w:color w:val="16A34A"/>
                 <w:sz w:val="16"/>
               </w:rPr>
-              <w:t>s16dq05a, s16dq05c</w:t>
+              <w:t>—</w:t>
             </w:r>
           </w:p>
         </w:tc>
@@ -1565,7 +2645,7 @@
                 <w:i w:val="0"/>
                 <w:sz w:val="17"/>
               </w:rPr>
-              <w:t>La quantité de s16dq05a estimée en Kg est incohérente avec la prise dans la question s16dq05c, prière de bien estimer et mettre la valeur exacte.</w:t>
+              <w:t>Prière de vous adresser à IBRAHIMA GUEYE pour avoir l'année exacte.</w:t>
             </w:r>
           </w:p>
         </w:tc>
@@ -1598,7 +2678,7 @@
                 <w:i w:val="0"/>
                 <w:sz w:val="16"/>
               </w:rPr>
-              <w:t>S00</w:t>
+              <w:t>S02</w:t>
               <w:br/>
             </w:r>
             <w:r>
@@ -1608,7 +2688,7 @@
                 <w:color w:val="64748B"/>
                 <w:sz w:val="14"/>
               </w:rPr>
-              <w:t>Identification</w:t>
+              <w:t>Éducation</w:t>
             </w:r>
           </w:p>
         </w:tc>
@@ -1624,7 +2704,7 @@
                 <w:color w:val="16A34A"/>
                 <w:sz w:val="16"/>
               </w:rPr>
-              <w:t>s00q07a, s00q08, s00q10, s00q13_0, s00q15_0, s00q17_0, s00q23a, s00q23b</w:t>
+              <w:t>—</w:t>
             </w:r>
           </w:p>
         </w:tc>
@@ -1655,7 +2735,7 @@
                 <w:i w:val="0"/>
                 <w:sz w:val="17"/>
               </w:rPr>
-              <w:t>Prière de renseigner toutes les informations du ménage dans la section 0 avant d'entamer les autres informations.</w:t>
+              <w:t>Prière de vous adresser à SEYNABOU DIOP pour avoir l'année exacte.</w:t>
             </w:r>
           </w:p>
         </w:tc>
@@ -1688,7 +2768,7 @@
                 <w:i w:val="0"/>
                 <w:sz w:val="16"/>
               </w:rPr>
-              <w:t>S00</w:t>
+              <w:t>S02</w:t>
               <w:br/>
             </w:r>
             <w:r>
@@ -1698,7 +2778,7 @@
                 <w:color w:val="64748B"/>
                 <w:sz w:val="14"/>
               </w:rPr>
-              <w:t>Identification</w:t>
+              <w:t>Éducation</w:t>
             </w:r>
           </w:p>
         </w:tc>
@@ -1714,7 +2794,7 @@
                 <w:color w:val="16A34A"/>
                 <w:sz w:val="16"/>
               </w:rPr>
-              <w:t>s00q27</w:t>
+              <w:t>—</w:t>
             </w:r>
           </w:p>
         </w:tc>
@@ -1745,7 +2825,7 @@
                 <w:i w:val="0"/>
                 <w:sz w:val="17"/>
               </w:rPr>
-              <w:t>Vous avez declaré que le questionnaire est complètement fini mais le questionnaire est en statut partiel, prière de mettre le questionnaire en statut complet s'il est fini.</w:t>
+              <w:t>Prière de vous adresser à MOUTARD GUEYE pour avoir l'année exacte.</w:t>
             </w:r>
           </w:p>
         </w:tc>
@@ -1778,7 +2858,7 @@
                 <w:i w:val="0"/>
                 <w:sz w:val="16"/>
               </w:rPr>
-              <w:t>S00</w:t>
+              <w:t>S03</w:t>
               <w:br/>
             </w:r>
             <w:r>
@@ -1788,7 +2868,7 @@
                 <w:color w:val="64748B"/>
                 <w:sz w:val="14"/>
               </w:rPr>
-              <w:t>Identification</w:t>
+              <w:t>Santé</w:t>
             </w:r>
           </w:p>
         </w:tc>
@@ -1804,7 +2884,7 @@
                 <w:color w:val="16A34A"/>
                 <w:sz w:val="16"/>
               </w:rPr>
-              <w:t>—</w:t>
+              <w:t>s01q28, s01q29, s01q30, s02q01__1, s02q02__1, s02q03__1, s02q15, s03q18</w:t>
             </w:r>
           </w:p>
         </w:tc>
@@ -1835,7 +2915,7 @@
                 <w:i w:val="0"/>
                 <w:sz w:val="17"/>
               </w:rPr>
-              <w:t>L'adresse ou la localisation du ménage doit être bien renseignée, ne doit pas contenir des numéros de téléphone et elle semble courte pour être une adresse.</w:t>
+              <w:t>Le montant(160000 FCFA) des frais d'examens médicaux et des soins de MOUHEMEDOUNE GUEYE semble trop faible ou élevé, veuillez revoir ce montant.</w:t>
             </w:r>
           </w:p>
         </w:tc>
@@ -1868,7 +2948,7 @@
                 <w:i w:val="0"/>
                 <w:sz w:val="16"/>
               </w:rPr>
-              <w:t>S00</w:t>
+              <w:t>S03</w:t>
               <w:br/>
             </w:r>
             <w:r>
@@ -1878,7 +2958,7 @@
                 <w:color w:val="64748B"/>
                 <w:sz w:val="14"/>
               </w:rPr>
-              <w:t>Identification</w:t>
+              <w:t>Santé</w:t>
             </w:r>
           </w:p>
         </w:tc>
@@ -1894,7 +2974,7 @@
                 <w:color w:val="16A34A"/>
                 <w:sz w:val="16"/>
               </w:rPr>
-              <w:t>—</w:t>
+              <w:t>s01q47__7, s02q24, s01q00b</w:t>
             </w:r>
           </w:p>
         </w:tc>
@@ -1925,7 +3005,7 @@
                 <w:i w:val="0"/>
                 <w:sz w:val="17"/>
               </w:rPr>
-              <w:t>Prière de renseigner la bonne adresse.Attention! Il manque des informations non renseignées dans la section 0, prière de regarder toutes les autres informations dans l'identification du ménage (IDENTIFICATION ET RENSEIGNEMENTS DE CONTROLE) ou dans OBSERVATIONS pour pouvoir renseigné toutes les questions liées au ménage.</w:t>
+              <w:t>Attention ! La dépense totale de frais de consultation dans un service de santé ou un guérisseur au cours des 3 derniers mois sans hospitalisation (178100 Fcfa) de MOUHEMEDOUNE GUEYE est relativement élevé.</w:t>
             </w:r>
           </w:p>
         </w:tc>
@@ -1958,7 +3038,7 @@
                 <w:i w:val="0"/>
                 <w:sz w:val="16"/>
               </w:rPr>
-              <w:t>S00</w:t>
+              <w:t>S03</w:t>
               <w:br/>
             </w:r>
             <w:r>
@@ -1968,7 +3048,7 @@
                 <w:color w:val="64748B"/>
                 <w:sz w:val="14"/>
               </w:rPr>
-              <w:t>Identification</w:t>
+              <w:t>Santé</w:t>
             </w:r>
           </w:p>
         </w:tc>
@@ -1984,7 +3064,7 @@
                 <w:color w:val="16A34A"/>
                 <w:sz w:val="16"/>
               </w:rPr>
-              <w:t>s00q12a, s00q12b</w:t>
+              <w:t>—</w:t>
             </w:r>
           </w:p>
         </w:tc>
@@ -2015,7 +3095,7 @@
                 <w:i w:val="0"/>
                 <w:sz w:val="17"/>
               </w:rPr>
-              <w:t>Attention! Veillez bien renseigner le deuxième numero du chef de ménage(0.12b).</w:t>
+              <w:t>Prière de corriger ou de confirmer avec le QG.</w:t>
             </w:r>
           </w:p>
         </w:tc>
@@ -2048,7 +3128,7 @@
                 <w:i w:val="0"/>
                 <w:sz w:val="16"/>
               </w:rPr>
-              <w:t>S00</w:t>
+              <w:t>S03</w:t>
               <w:br/>
             </w:r>
             <w:r>
@@ -2058,7 +3138,7 @@
                 <w:color w:val="64748B"/>
                 <w:sz w:val="14"/>
               </w:rPr>
-              <w:t>Identification</w:t>
+              <w:t>Santé</w:t>
             </w:r>
           </w:p>
         </w:tc>
@@ -2074,7 +3154,7 @@
                 <w:color w:val="16A34A"/>
                 <w:sz w:val="16"/>
               </w:rPr>
-              <w:t>—</w:t>
+              <w:t>s00q07a, s01q54a, s01q54b, s02q20, s02q21, s03q53, s01q00b</w:t>
             </w:r>
           </w:p>
         </w:tc>
@@ -2105,7 +3185,7 @@
                 <w:i w:val="0"/>
                 <w:sz w:val="17"/>
               </w:rPr>
-              <w:t>Prière de mettre les noms dans ces questions et mettre les contacts à leurs places.</w:t>
+              <w:t>Le montant(40000 FCFA) des dépenses pour chaque visite prénatale de FANTA GUEYE semble faible (voir nul) ou élevé, prière de corriger.</w:t>
             </w:r>
           </w:p>
         </w:tc>
@@ -2138,7 +3218,7 @@
                 <w:i w:val="0"/>
                 <w:sz w:val="16"/>
               </w:rPr>
-              <w:t>S01</w:t>
+              <w:t>S03</w:t>
               <w:br/>
             </w:r>
             <w:r>
@@ -2148,7 +3228,7 @@
                 <w:color w:val="64748B"/>
                 <w:sz w:val="14"/>
               </w:rPr>
-              <w:t>Démographie</w:t>
+              <w:t>Santé</w:t>
             </w:r>
           </w:p>
         </w:tc>
@@ -2164,7 +3244,7 @@
                 <w:color w:val="16A34A"/>
                 <w:sz w:val="16"/>
               </w:rPr>
-              <w:t>—</w:t>
+              <w:t>s01q41a, s02q20, s02q22, s03q07, s03q02, s01q00b, s03q02_autre</w:t>
             </w:r>
           </w:p>
         </w:tc>
@@ -2195,7 +3275,7 @@
                 <w:i w:val="0"/>
                 <w:sz w:val="17"/>
               </w:rPr>
-              <w:t>Prière de verifier l'information donnée par AISSATOU GUEYE ou corriger au niveau de la section 1.</w:t>
+              <w:t>Le principal problème de santé que AIBATOU GUEYE a eu est probleme de pieds, prière de prendre attache avec le QG pour plus d'explication afin de le classer bien.</w:t>
             </w:r>
           </w:p>
         </w:tc>
@@ -2228,7 +3308,7 @@
                 <w:i w:val="0"/>
                 <w:sz w:val="16"/>
               </w:rPr>
-              <w:t>S01</w:t>
+              <w:t>S04</w:t>
               <w:br/>
             </w:r>
             <w:r>
@@ -2238,7 +3318,7 @@
                 <w:color w:val="64748B"/>
                 <w:sz w:val="14"/>
               </w:rPr>
-              <w:t>Démographie</w:t>
+              <w:t>Emploi</w:t>
             </w:r>
           </w:p>
         </w:tc>
@@ -2285,7 +3365,7 @@
                 <w:i w:val="0"/>
                 <w:sz w:val="17"/>
               </w:rPr>
-              <w:t>Prière de verifier l'information donnée par FATOU GUEYE ou corriger au niveau de la section 1.</w:t>
+              <w:t>Attention ! Le nombre de jours (10 jours) que MOUHAMEDOUNE M GUEYE a travaillés par mois semble être inférieur à 15.</w:t>
             </w:r>
           </w:p>
         </w:tc>
@@ -2318,7 +3398,7 @@
                 <w:i w:val="0"/>
                 <w:sz w:val="16"/>
               </w:rPr>
-              <w:t>S01</w:t>
+              <w:t>S04</w:t>
               <w:br/>
             </w:r>
             <w:r>
@@ -2328,7 +3408,7 @@
                 <w:color w:val="64748B"/>
                 <w:sz w:val="14"/>
               </w:rPr>
-              <w:t>Démographie</w:t>
+              <w:t>Emploi</w:t>
             </w:r>
           </w:p>
         </w:tc>
@@ -2375,7 +3455,7 @@
                 <w:i w:val="0"/>
                 <w:sz w:val="17"/>
               </w:rPr>
-              <w:t>Prière de verifier l'information donnée par KHADI GUEYE ou corriger au niveau de la section 1.</w:t>
+              <w:t>Veuillez, s'il vous plaît, confirmer cette information.</w:t>
             </w:r>
           </w:p>
         </w:tc>
@@ -2408,7 +3488,7 @@
                 <w:i w:val="0"/>
                 <w:sz w:val="16"/>
               </w:rPr>
-              <w:t>S01</w:t>
+              <w:t>S04</w:t>
               <w:br/>
             </w:r>
             <w:r>
@@ -2418,7 +3498,7 @@
                 <w:color w:val="64748B"/>
                 <w:sz w:val="14"/>
               </w:rPr>
-              <w:t>Démographie</w:t>
+              <w:t>Emploi</w:t>
             </w:r>
           </w:p>
         </w:tc>
@@ -2434,7 +3514,7 @@
                 <w:color w:val="16A34A"/>
                 <w:sz w:val="16"/>
               </w:rPr>
-              <w:t>—</w:t>
+              <w:t>s01q35, s01q36, s01q37, s02q04, s02q15, s03q13, s03q14, s03q15</w:t>
             </w:r>
           </w:p>
         </w:tc>
@@ -2465,7 +3545,7 @@
                 <w:i w:val="0"/>
                 <w:sz w:val="17"/>
               </w:rPr>
-              <w:t>Prière de verifier l'information donnée par SERIGNE BABACAR  GUEYE ou corriger au niveau de la section 1.</w:t>
+              <w:t>Nombre de mois exercé  (2 mois) par MODOU GUEYE dans l'emploi au cours des 12 derniers mois semble faible, veuillez corriger s'il vous plait ou comfirmer avec le QG.</w:t>
             </w:r>
           </w:p>
         </w:tc>
@@ -2498,7 +3578,7 @@
                 <w:i w:val="0"/>
                 <w:sz w:val="16"/>
               </w:rPr>
-              <w:t>S01</w:t>
+              <w:t>S04</w:t>
               <w:br/>
             </w:r>
             <w:r>
@@ -2508,7 +3588,7 @@
                 <w:color w:val="64748B"/>
                 <w:sz w:val="14"/>
               </w:rPr>
-              <w:t>Démographie</w:t>
+              <w:t>Emploi</w:t>
             </w:r>
           </w:p>
         </w:tc>
@@ -2524,7 +3604,7 @@
                 <w:color w:val="16A34A"/>
                 <w:sz w:val="16"/>
               </w:rPr>
-              <w:t>s01q10_1</w:t>
+              <w:t>s01q47__1, s01q47__2, s01q47__3, s01q47__4, s01q47__5, s01q47__6, s01q47__7, s02q15</w:t>
             </w:r>
           </w:p>
         </w:tc>
@@ -2555,7 +3635,7 @@
                 <w:i w:val="0"/>
                 <w:sz w:val="17"/>
               </w:rPr>
-              <w:t>La taille du ménage lors de l'enquête principale (15) de ce ménage est inférieur à la taille du denombrement (20), prière de fournir des explications concrètes ou aller revisiter le ménage.</w:t>
+              <w:t>Attention! le nombre d'heure (3 heures) que MODOU GUEYE a travaillé par jour semble faible, veuillez s'il vous plait confirmer cette information avec le QG.</w:t>
             </w:r>
           </w:p>
         </w:tc>
@@ -2588,7 +3668,7 @@
                 <w:i w:val="0"/>
                 <w:sz w:val="16"/>
               </w:rPr>
-              <w:t>S02</w:t>
+              <w:t>S04</w:t>
               <w:br/>
             </w:r>
             <w:r>
@@ -2598,7 +3678,7 @@
                 <w:color w:val="64748B"/>
                 <w:sz w:val="14"/>
               </w:rPr>
-              <w:t>Éducation</w:t>
+              <w:t>Emploi</w:t>
             </w:r>
           </w:p>
         </w:tc>
@@ -2614,7 +3694,7 @@
                 <w:color w:val="16A34A"/>
                 <w:sz w:val="16"/>
               </w:rPr>
-              <w:t>—</w:t>
+              <w:t>s01q35, s01q36, s01q37, s02q04, s02q15, s03q13, s03q14, s03q15</w:t>
             </w:r>
           </w:p>
         </w:tc>
@@ -2645,7 +3725,7 @@
                 <w:i w:val="0"/>
                 <w:sz w:val="17"/>
               </w:rPr>
-              <w:t>veuillez, s'il vous plait, confirmer les frais de scolarité ( 1000 FCFA) payée de SERIGNE BABACAR  GUEYE avec le QG ou apporter les corrections nécessaires.</w:t>
+              <w:t>Nombre de mois exercé  (3 mois) par IBRAHIMA GUEYE dans l'emploi au cours des 12 derniers mois semble faible, veuillez corriger s'il vous plait ou comfirmer avec le QG.</w:t>
             </w:r>
           </w:p>
         </w:tc>
@@ -2678,7 +3758,7 @@
                 <w:i w:val="0"/>
                 <w:sz w:val="16"/>
               </w:rPr>
-              <w:t>S02</w:t>
+              <w:t>S06</w:t>
               <w:br/>
             </w:r>
             <w:r>
@@ -2688,7 +3768,7 @@
                 <w:color w:val="64748B"/>
                 <w:sz w:val="14"/>
               </w:rPr>
-              <w:t>Éducation</w:t>
+              <w:t>Crédit &amp; épargne</w:t>
             </w:r>
           </w:p>
         </w:tc>
@@ -2735,7 +3815,7 @@
                 <w:i w:val="0"/>
                 <w:sz w:val="17"/>
               </w:rPr>
-              <w:t>veuillez, s'il vous plait, confirmer les frais de scolarité ( 5000 FCFA) payée de MARIAME GUEYE avec le QG ou apporter les corrections nécessaires.</w:t>
+              <w:t>Veuillez vous rassurez réellement que la personne n'a pas affecté de crédit immobilier.</w:t>
             </w:r>
           </w:p>
         </w:tc>
@@ -2768,7 +3848,7 @@
                 <w:i w:val="0"/>
                 <w:sz w:val="16"/>
               </w:rPr>
-              <w:t>S02</w:t>
+              <w:t>S07</w:t>
               <w:br/>
             </w:r>
             <w:r>
@@ -2778,7 +3858,7 @@
                 <w:color w:val="64748B"/>
                 <w:sz w:val="14"/>
               </w:rPr>
-              <w:t>Éducation</w:t>
+              <w:t>Consommation alimentaire</w:t>
             </w:r>
           </w:p>
         </w:tc>
@@ -2794,7 +3874,7 @@
                 <w:color w:val="16A34A"/>
                 <w:sz w:val="16"/>
               </w:rPr>
-              <w:t>s01q63, s00q04, s02q25, s01q00b, s02q17_2, s02q15_2</w:t>
+              <w:t>—</w:t>
             </w:r>
           </w:p>
         </w:tc>
@@ -2825,7 +3905,7 @@
                 <w:i w:val="0"/>
                 <w:sz w:val="17"/>
               </w:rPr>
-              <w:t>Dans les milieux urbains c'est peu probable de voir une école dont les élèves ou étudiants ne dépensent pas en frais d'uniformes, prière de verifier pour MARIAME GUEYE qui fréquente 1ére année de Secondaire 1 (Moyen) Général et corriger ou confirmer avec le QG.</w:t>
+              <w:t>Attention ! Le prix unitaire d'achat (100 Fcfa) de Feuilles de baobab/ "laalo" en Sachets (Petit) est relativement élevé par rapport aux autres prix observés dans cette zone.</w:t>
             </w:r>
           </w:p>
         </w:tc>
@@ -2858,7 +3938,7 @@
                 <w:i w:val="0"/>
                 <w:sz w:val="16"/>
               </w:rPr>
-              <w:t>S02</w:t>
+              <w:t>S07</w:t>
               <w:br/>
             </w:r>
             <w:r>
@@ -2868,7 +3948,7 @@
                 <w:color w:val="64748B"/>
                 <w:sz w:val="14"/>
               </w:rPr>
-              <w:t>Éducation</w:t>
+              <w:t>Consommation alimentaire</w:t>
             </w:r>
           </w:p>
         </w:tc>
@@ -2915,7 +3995,7 @@
                 <w:i w:val="0"/>
                 <w:sz w:val="17"/>
               </w:rPr>
-              <w:t>Prière de vous adresser à IBRAHIMA GUEYE pour avoir l'année exacte.</w:t>
+              <w:t>Prière de corriger ou de confirmer avec le QG.</w:t>
             </w:r>
           </w:p>
         </w:tc>
@@ -2948,7 +4028,7 @@
                 <w:i w:val="0"/>
                 <w:sz w:val="16"/>
               </w:rPr>
-              <w:t>S02</w:t>
+              <w:t>S07</w:t>
               <w:br/>
             </w:r>
             <w:r>
@@ -2958,7 +4038,7 @@
                 <w:color w:val="64748B"/>
                 <w:sz w:val="14"/>
               </w:rPr>
-              <w:t>Éducation</w:t>
+              <w:t>Consommation alimentaire</w:t>
             </w:r>
           </w:p>
         </w:tc>
@@ -3005,7 +4085,7 @@
                 <w:i w:val="0"/>
                 <w:sz w:val="17"/>
               </w:rPr>
-              <w:t>Prière de vous adresser à SEYNABOU DIOP pour avoir l'année exacte.</w:t>
+              <w:t>Attention ! Le prix unitaire d'achat (1000 Fcfa) de Thé (Ataya) en Paquet (Petit) est relativement élevé par rapport aux autres prix observés dans cette zone.</w:t>
             </w:r>
           </w:p>
         </w:tc>
@@ -3038,7 +4118,7 @@
                 <w:i w:val="0"/>
                 <w:sz w:val="16"/>
               </w:rPr>
-              <w:t>S02</w:t>
+              <w:t>S07</w:t>
               <w:br/>
             </w:r>
             <w:r>
@@ -3048,7 +4128,7 @@
                 <w:color w:val="64748B"/>
                 <w:sz w:val="14"/>
               </w:rPr>
-              <w:t>Éducation</w:t>
+              <w:t>Consommation alimentaire</w:t>
             </w:r>
           </w:p>
         </w:tc>
@@ -3064,7 +4144,7 @@
                 <w:color w:val="16A34A"/>
                 <w:sz w:val="16"/>
               </w:rPr>
-              <w:t>—</w:t>
+              <w:t>s02q10, s06q13, s06q14, s06q15a, s07bq01, s07bq03b, s07bq03b1, s07bq03c1</w:t>
             </w:r>
           </w:p>
         </w:tc>
@@ -3095,7 +4175,7 @@
                 <w:i w:val="0"/>
                 <w:sz w:val="17"/>
               </w:rPr>
-              <w:t>Prière de vous adresser à MOUTARD GUEYE pour avoir l'année exacte.</w:t>
+              <w:t>Difficile de consommer le Sel en Boite (Autre que la boite/pot de tomate) Petit prière de verifier.</w:t>
             </w:r>
           </w:p>
         </w:tc>
@@ -3128,7 +4208,7 @@
                 <w:i w:val="0"/>
                 <w:sz w:val="16"/>
               </w:rPr>
-              <w:t>S03</w:t>
+              <w:t>S07</w:t>
               <w:br/>
             </w:r>
             <w:r>
@@ -3138,7 +4218,7 @@
                 <w:color w:val="64748B"/>
                 <w:sz w:val="14"/>
               </w:rPr>
-              <w:t>Santé</w:t>
+              <w:t>Consommation alimentaire</w:t>
             </w:r>
           </w:p>
         </w:tc>
@@ -3154,7 +4234,7 @@
                 <w:color w:val="16A34A"/>
                 <w:sz w:val="16"/>
               </w:rPr>
-              <w:t>s01q28, s01q29, s01q30, s02q01__1, s02q02__1, s02q03__1, s02q15, s03q18</w:t>
+              <w:t>—</w:t>
             </w:r>
           </w:p>
         </w:tc>
@@ -3185,7 +4265,7 @@
                 <w:i w:val="0"/>
                 <w:sz w:val="17"/>
               </w:rPr>
-              <w:t>Le montant(160000 FCFA) des frais d'examens médicaux et des soins de MOUHEMEDOUNE GUEYE semble trop faible ou élevé, veuillez revoir ce montant.</w:t>
+              <w:t>Peu plausible!! Ce ménage à consommer du sel en unité Boite (Autre que la boite/pot de tomate) .</w:t>
             </w:r>
           </w:p>
         </w:tc>
@@ -3218,7 +4298,7 @@
                 <w:i w:val="0"/>
                 <w:sz w:val="16"/>
               </w:rPr>
-              <w:t>S03</w:t>
+              <w:t>S07</w:t>
               <w:br/>
             </w:r>
             <w:r>
@@ -3228,7 +4308,7 @@
                 <w:color w:val="64748B"/>
                 <w:sz w:val="14"/>
               </w:rPr>
-              <w:t>Santé</w:t>
+              <w:t>Consommation alimentaire</w:t>
             </w:r>
           </w:p>
         </w:tc>
@@ -3244,7 +4324,7 @@
                 <w:color w:val="16A34A"/>
                 <w:sz w:val="16"/>
               </w:rPr>
-              <w:t>s01q47__7, s02q24, s01q00b</w:t>
+              <w:t>—</w:t>
             </w:r>
           </w:p>
         </w:tc>
@@ -3275,7 +4355,7 @@
                 <w:i w:val="0"/>
                 <w:sz w:val="17"/>
               </w:rPr>
-              <w:t>Attention ! La dépense totale de frais de consultation dans un service de santé ou un guérisseur au cours des 3 derniers mois sans hospitalisation (178100 Fcfa) de MOUHEMEDOUNE GUEYE est relativement élevé.</w:t>
+              <w:t>Veuillez selectionner la bonne unité de consommation ou confirmez l'unité choisie avec le QG.</w:t>
             </w:r>
           </w:p>
         </w:tc>
@@ -3308,7 +4388,7 @@
                 <w:i w:val="0"/>
                 <w:sz w:val="16"/>
               </w:rPr>
-              <w:t>S03</w:t>
+              <w:t>S09</w:t>
               <w:br/>
             </w:r>
             <w:r>
@@ -3318,7 +4398,7 @@
                 <w:color w:val="64748B"/>
                 <w:sz w:val="14"/>
               </w:rPr>
-              <w:t>Santé</w:t>
+              <w:t>Dépenses non alimentaires</w:t>
             </w:r>
           </w:p>
         </w:tc>
@@ -3334,7 +4414,7 @@
                 <w:color w:val="16A34A"/>
                 <w:sz w:val="16"/>
               </w:rPr>
-              <w:t>—</w:t>
+              <w:t>s09aq03, s09aq04, s09aq05, s09aq06, s09aq07</w:t>
             </w:r>
           </w:p>
         </w:tc>
@@ -3365,7 +4445,7 @@
                 <w:i w:val="0"/>
                 <w:sz w:val="17"/>
               </w:rPr>
-              <w:t>Prière de corriger ou de confirmer avec le QG.</w:t>
+              <w:t>La somme des dépenses (1953500 Fcfa) pour Tabaski 2025/2026  de ce ménage semble  élevé, merci de regarder les montant pris dans les questions s09aq03 s09aq04 s09aq05 s09aq06 s09aq07 et corriger ou confirmer ces montants avec le QG.</w:t>
             </w:r>
           </w:p>
         </w:tc>
@@ -3398,7 +4478,7 @@
                 <w:i w:val="0"/>
                 <w:sz w:val="16"/>
               </w:rPr>
-              <w:t>S03</w:t>
+              <w:t>S09</w:t>
               <w:br/>
             </w:r>
             <w:r>
@@ -3408,7 +4488,7 @@
                 <w:color w:val="64748B"/>
                 <w:sz w:val="14"/>
               </w:rPr>
-              <w:t>Santé</w:t>
+              <w:t>Dépenses non alimentaires</w:t>
             </w:r>
           </w:p>
         </w:tc>
@@ -3424,7 +4504,7 @@
                 <w:color w:val="16A34A"/>
                 <w:sz w:val="16"/>
               </w:rPr>
-              <w:t>s00q07a, s01q54a, s01q54b, s02q20, s02q21, s03q53, s01q00b</w:t>
+              <w:t>—</w:t>
             </w:r>
           </w:p>
         </w:tc>
@@ -3455,7 +4535,7 @@
                 <w:i w:val="0"/>
                 <w:sz w:val="17"/>
               </w:rPr>
-              <w:t>Le montant(40000 FCFA) des dépenses pour chaque visite prénatale de FANTA GUEYE semble faible (voir nul) ou élevé, prière de corriger.</w:t>
+              <w:t>Attention ! La dépense totale du ménage de MOUHAMEDOUNE GUEYE (1953500 Fcfa) de la fête de Tabaski 2025/2026 est relativement élevé.</w:t>
             </w:r>
           </w:p>
         </w:tc>
@@ -3488,7 +4568,7 @@
                 <w:i w:val="0"/>
                 <w:sz w:val="16"/>
               </w:rPr>
-              <w:t>S03</w:t>
+              <w:t>S09</w:t>
               <w:br/>
             </w:r>
             <w:r>
@@ -3498,7 +4578,7 @@
                 <w:color w:val="64748B"/>
                 <w:sz w:val="14"/>
               </w:rPr>
-              <w:t>Santé</w:t>
+              <w:t>Dépenses non alimentaires</w:t>
             </w:r>
           </w:p>
         </w:tc>
@@ -3514,7 +4594,7 @@
                 <w:color w:val="16A34A"/>
                 <w:sz w:val="16"/>
               </w:rPr>
-              <w:t>s01q41a, s02q20, s02q22, s03q07, s03q02, s01q00b, s03q02_autre</w:t>
+              <w:t>—</w:t>
             </w:r>
           </w:p>
         </w:tc>
@@ -3545,7 +4625,7 @@
                 <w:i w:val="0"/>
                 <w:sz w:val="17"/>
               </w:rPr>
-              <w:t>Le principal problème de santé que AIBATOU GUEYE a eu est probleme de pieds, prière de prendre attache avec le QG pour plus d'explication afin de le classer bien.</w:t>
+              <w:t>Prière de corriger ou de confirmer avec le QG.</w:t>
             </w:r>
           </w:p>
         </w:tc>
@@ -3578,7 +4658,7 @@
                 <w:i w:val="0"/>
                 <w:sz w:val="16"/>
               </w:rPr>
-              <w:t>S04</w:t>
+              <w:t>S09</w:t>
               <w:br/>
             </w:r>
             <w:r>
@@ -3588,7 +4668,7 @@
                 <w:color w:val="64748B"/>
                 <w:sz w:val="14"/>
               </w:rPr>
-              <w:t>Emploi</w:t>
+              <w:t>Dépenses non alimentaires</w:t>
             </w:r>
           </w:p>
         </w:tc>
@@ -3604,7 +4684,7 @@
                 <w:color w:val="16A34A"/>
                 <w:sz w:val="16"/>
               </w:rPr>
-              <w:t>—</w:t>
+              <w:t>s09aq03, s09aq04, s09aq05, s09aq06, s09aq07</w:t>
             </w:r>
           </w:p>
         </w:tc>
@@ -3635,7 +4715,7 @@
                 <w:i w:val="0"/>
                 <w:sz w:val="17"/>
               </w:rPr>
-              <w:t>Attention ! Le nombre de jours (10 jours) que MOUHAMEDOUNE M GUEYE a travaillés par mois semble être inférieur à 15.</w:t>
+              <w:t>La somme des dépenses (2135000 Fcfa) pour Fête des autres Religions /traditions  de ce ménage semble  élevé, merci de regarder les montant pris dans les questions s09aq03 s09aq04 s09aq05 s09aq06 s09aq07 et corriger ou confirmer ces montants avec le QG.</w:t>
             </w:r>
           </w:p>
         </w:tc>
@@ -3668,7 +4748,7 @@
                 <w:i w:val="0"/>
                 <w:sz w:val="16"/>
               </w:rPr>
-              <w:t>S04</w:t>
+              <w:t>S09</w:t>
               <w:br/>
             </w:r>
             <w:r>
@@ -3678,7 +4758,7 @@
                 <w:color w:val="64748B"/>
                 <w:sz w:val="14"/>
               </w:rPr>
-              <w:t>Emploi</w:t>
+              <w:t>Dépenses non alimentaires</w:t>
             </w:r>
           </w:p>
         </w:tc>
@@ -3725,7 +4805,7 @@
                 <w:i w:val="0"/>
                 <w:sz w:val="17"/>
               </w:rPr>
-              <w:t>Veuillez, s'il vous plaît, confirmer cette information.</w:t>
+              <w:t>Attention ! La dépense totale du ménage de MOUHAMEDOUNE GUEYE (2135000 Fcfa) de la fête de Fête des autres Religions /traditions est relativement élevé.</w:t>
             </w:r>
           </w:p>
         </w:tc>
@@ -3758,7 +4838,7 @@
                 <w:i w:val="0"/>
                 <w:sz w:val="16"/>
               </w:rPr>
-              <w:t>S04</w:t>
+              <w:t>S09</w:t>
               <w:br/>
             </w:r>
             <w:r>
@@ -3768,7 +4848,7 @@
                 <w:color w:val="64748B"/>
                 <w:sz w:val="14"/>
               </w:rPr>
-              <w:t>Emploi</w:t>
+              <w:t>Dépenses non alimentaires</w:t>
             </w:r>
           </w:p>
         </w:tc>
@@ -3784,7 +4864,7 @@
                 <w:color w:val="16A34A"/>
                 <w:sz w:val="16"/>
               </w:rPr>
-              <w:t>s01q35, s01q36, s01q37, s02q04, s02q15, s03q13, s03q14, s03q15</w:t>
+              <w:t>—</w:t>
             </w:r>
           </w:p>
         </w:tc>
@@ -3815,7 +4895,7 @@
                 <w:i w:val="0"/>
                 <w:sz w:val="17"/>
               </w:rPr>
-              <w:t>Nombre de mois exercé  (2 mois) par MODOU GUEYE dans l'emploi au cours des 12 derniers mois semble faible, veuillez corriger s'il vous plait ou comfirmer avec le QG.</w:t>
+              <w:t>Attention ! La dépense du ménage de MOUHAMEDOUNE GUEYE (3500 Fcfa) au cours de 30 derniers jours de Autres produits de toilettes (rasoir, coton, crème/mousse à raser etc.) est relativement élevé.</w:t>
             </w:r>
           </w:p>
         </w:tc>
@@ -3848,7 +4928,7 @@
                 <w:i w:val="0"/>
                 <w:sz w:val="16"/>
               </w:rPr>
-              <w:t>S04</w:t>
+              <w:t>S09</w:t>
               <w:br/>
             </w:r>
             <w:r>
@@ -3858,7 +4938,7 @@
                 <w:color w:val="64748B"/>
                 <w:sz w:val="14"/>
               </w:rPr>
-              <w:t>Emploi</w:t>
+              <w:t>Dépenses non alimentaires</w:t>
             </w:r>
           </w:p>
         </w:tc>
@@ -3874,7 +4954,7 @@
                 <w:color w:val="16A34A"/>
                 <w:sz w:val="16"/>
               </w:rPr>
-              <w:t>s01q47__1, s01q47__2, s01q47__3, s01q47__4, s01q47__5, s01q47__6, s01q47__7, s02q15</w:t>
+              <w:t>—</w:t>
             </w:r>
           </w:p>
         </w:tc>
@@ -3905,7 +4985,7 @@
                 <w:i w:val="0"/>
                 <w:sz w:val="17"/>
               </w:rPr>
-              <w:t>Attention! le nombre d'heure (3 heures) que MODOU GUEYE a travaillé par jour semble faible, veuillez s'il vous plait confirmer cette information avec le QG.</w:t>
+              <w:t>Prière de corriger ou de confirmer avec le QG.</w:t>
             </w:r>
           </w:p>
         </w:tc>
@@ -3938,7 +5018,7 @@
                 <w:i w:val="0"/>
                 <w:sz w:val="16"/>
               </w:rPr>
-              <w:t>S04</w:t>
+              <w:t>S09</w:t>
               <w:br/>
             </w:r>
             <w:r>
@@ -3948,7 +5028,7 @@
                 <w:color w:val="64748B"/>
                 <w:sz w:val="14"/>
               </w:rPr>
-              <w:t>Emploi</w:t>
+              <w:t>Dépenses non alimentaires</w:t>
             </w:r>
           </w:p>
         </w:tc>
@@ -3964,7 +5044,7 @@
                 <w:color w:val="16A34A"/>
                 <w:sz w:val="16"/>
               </w:rPr>
-              <w:t>s01q35, s01q36, s01q37, s02q04, s02q15, s03q13, s03q14, s03q15</w:t>
+              <w:t>s00q07a, s00q08, s00q10, s00q13_0, s00q15_0, s00q17_0, s00q23a, s00q23b</w:t>
             </w:r>
           </w:p>
         </w:tc>
@@ -3995,7 +5075,7 @@
                 <w:i w:val="0"/>
                 <w:sz w:val="17"/>
               </w:rPr>
-              <w:t>Nombre de mois exercé  (3 mois) par IBRAHIMA GUEYE dans l'emploi au cours des 12 derniers mois semble faible, veuillez corriger s'il vous plait ou comfirmer avec le QG.</w:t>
+              <w:t>Peu plausible! le montant de la dépense (175000 Fcfa) pour Gasoil pour véhicule semble trop élevé.Veuillez, s'il vous plaît, confirmer cette information avec le QG ou la corriger.</w:t>
             </w:r>
           </w:p>
         </w:tc>
@@ -4028,7 +5108,7 @@
                 <w:i w:val="0"/>
                 <w:sz w:val="16"/>
               </w:rPr>
-              <w:t>S06</w:t>
+              <w:t>S09</w:t>
               <w:br/>
             </w:r>
             <w:r>
@@ -4038,7 +5118,7 @@
                 <w:color w:val="64748B"/>
                 <w:sz w:val="14"/>
               </w:rPr>
-              <w:t>Crédit &amp; épargne</w:t>
+              <w:t>Dépenses non alimentaires</w:t>
             </w:r>
           </w:p>
         </w:tc>
@@ -4085,7 +5165,7 @@
                 <w:i w:val="0"/>
                 <w:sz w:val="17"/>
               </w:rPr>
-              <w:t>Veuillez vous rassurez réellement que la personne n'a pas affecté de crédit immobilier.</w:t>
+              <w:t>Attention ! La dépense du ménage de MOUHAMEDOUNE GUEYE (175000 Fcfa) au cours de 30 derniers jours de Gasoil pour véhicule est relativement élevé.</w:t>
             </w:r>
           </w:p>
         </w:tc>
@@ -4118,7 +5198,7 @@
                 <w:i w:val="0"/>
                 <w:sz w:val="16"/>
               </w:rPr>
-              <w:t>S07</w:t>
+              <w:t>S09</w:t>
               <w:br/>
             </w:r>
             <w:r>
@@ -4128,7 +5208,7 @@
                 <w:color w:val="64748B"/>
                 <w:sz w:val="14"/>
               </w:rPr>
-              <w:t>Consommation alimentaire</w:t>
+              <w:t>Dépenses non alimentaires</w:t>
             </w:r>
           </w:p>
         </w:tc>
@@ -4175,7 +5255,7 @@
                 <w:i w:val="0"/>
                 <w:sz w:val="17"/>
               </w:rPr>
-              <w:t>Attention ! Le prix unitaire d'achat (100 Fcfa) de Feuilles de baobab/ "laalo" en Sachets (Petit) est relativement élevé par rapport aux autres prix observés dans cette zone.</w:t>
+              <w:t>Peu plausible! le montant de la dépense pour  Savon de ménage, lessive en poudre, détergents (eau de javel, etc.</w:t>
             </w:r>
           </w:p>
         </w:tc>
@@ -4208,7 +5288,7 @@
                 <w:i w:val="0"/>
                 <w:sz w:val="16"/>
               </w:rPr>
-              <w:t>S07</w:t>
+              <w:t>S09</w:t>
               <w:br/>
             </w:r>
             <w:r>
@@ -4218,7 +5298,7 @@
                 <w:color w:val="64748B"/>
                 <w:sz w:val="14"/>
               </w:rPr>
-              <w:t>Consommation alimentaire</w:t>
+              <w:t>Dépenses non alimentaires</w:t>
             </w:r>
           </w:p>
         </w:tc>
@@ -4265,7 +5345,7 @@
                 <w:i w:val="0"/>
                 <w:sz w:val="17"/>
               </w:rPr>
-              <w:t>Prière de corriger ou de confirmer avec le QG.</w:t>
+              <w:t>) semble trop élevé.</w:t>
             </w:r>
           </w:p>
         </w:tc>
@@ -4298,7 +5378,7 @@
                 <w:i w:val="0"/>
                 <w:sz w:val="16"/>
               </w:rPr>
-              <w:t>S07</w:t>
+              <w:t>S09</w:t>
               <w:br/>
             </w:r>
             <w:r>
@@ -4308,7 +5388,7 @@
                 <w:color w:val="64748B"/>
                 <w:sz w:val="14"/>
               </w:rPr>
-              <w:t>Consommation alimentaire</w:t>
+              <w:t>Dépenses non alimentaires</w:t>
             </w:r>
           </w:p>
         </w:tc>
@@ -4355,7 +5435,7 @@
                 <w:i w:val="0"/>
                 <w:sz w:val="17"/>
               </w:rPr>
-              <w:t>Attention ! Le prix unitaire d'achat (1000 Fcfa) de Thé (Ataya) en Paquet (Petit) est relativement élevé par rapport aux autres prix observés dans cette zone.</w:t>
+              <w:t>Veuillez, s'il vous plaît, confirmer cette information avec le QG ou la corriger.</w:t>
             </w:r>
           </w:p>
         </w:tc>
@@ -4388,7 +5468,7 @@
                 <w:i w:val="0"/>
                 <w:sz w:val="16"/>
               </w:rPr>
-              <w:t>S07</w:t>
+              <w:t>S09</w:t>
               <w:br/>
             </w:r>
             <w:r>
@@ -4398,7 +5478,7 @@
                 <w:color w:val="64748B"/>
                 <w:sz w:val="14"/>
               </w:rPr>
-              <w:t>Consommation alimentaire</w:t>
+              <w:t>Dépenses non alimentaires</w:t>
             </w:r>
           </w:p>
         </w:tc>
@@ -4414,7 +5494,7 @@
                 <w:color w:val="16A34A"/>
                 <w:sz w:val="16"/>
               </w:rPr>
-              <w:t>s02q10, s06q13, s06q14, s06q15a, s07bq01, s07bq03b, s07bq03b1, s07bq03c1</w:t>
+              <w:t>—</w:t>
             </w:r>
           </w:p>
         </w:tc>
@@ -4445,7 +5525,7 @@
                 <w:i w:val="0"/>
                 <w:sz w:val="17"/>
               </w:rPr>
-              <w:t>Difficile de consommer le Sel en Boite (Autre que la boite/pot de tomate) Petit prière de verifier.</w:t>
+              <w:t>Attention ! La dépense du ménage de MOUHAMEDOUNE GUEYE (20000 Fcfa) au cours de 3 derniers mois de Services de réparation et d'entretien (vidange, graissage, gonflage de pneu etc.</w:t>
             </w:r>
           </w:p>
         </w:tc>
@@ -4478,7 +5558,7 @@
                 <w:i w:val="0"/>
                 <w:sz w:val="16"/>
               </w:rPr>
-              <w:t>S07</w:t>
+              <w:t>S09</w:t>
               <w:br/>
             </w:r>
             <w:r>
@@ -4488,7 +5568,7 @@
                 <w:color w:val="64748B"/>
                 <w:sz w:val="14"/>
               </w:rPr>
-              <w:t>Consommation alimentaire</w:t>
+              <w:t>Dépenses non alimentaires</w:t>
             </w:r>
           </w:p>
         </w:tc>
@@ -4535,7 +5615,7 @@
                 <w:i w:val="0"/>
                 <w:sz w:val="17"/>
               </w:rPr>
-              <w:t>Peu plausible!! Ce ménage à consommer du sel en unité Boite (Autre que la boite/pot de tomate) .</w:t>
+              <w:t>) de moyens de transport personnel (voitures, motos, bicyclette, etc.</w:t>
             </w:r>
           </w:p>
         </w:tc>
@@ -4568,7 +5648,7 @@
                 <w:i w:val="0"/>
                 <w:sz w:val="16"/>
               </w:rPr>
-              <w:t>S07</w:t>
+              <w:t>S09</w:t>
               <w:br/>
             </w:r>
             <w:r>
@@ -4578,7 +5658,7 @@
                 <w:color w:val="64748B"/>
                 <w:sz w:val="14"/>
               </w:rPr>
-              <w:t>Consommation alimentaire</w:t>
+              <w:t>Dépenses non alimentaires</w:t>
             </w:r>
           </w:p>
         </w:tc>
@@ -4625,7 +5705,7 @@
                 <w:i w:val="0"/>
                 <w:sz w:val="17"/>
               </w:rPr>
-              <w:t>Veuillez selectionner la bonne unité de consommation ou confirmez l'unité choisie avec le QG.</w:t>
+              <w:t>) est relativement élevé.</w:t>
             </w:r>
           </w:p>
         </w:tc>
@@ -4684,7 +5764,7 @@
                 <w:color w:val="16A34A"/>
                 <w:sz w:val="16"/>
               </w:rPr>
-              <w:t>s09aq03, s09aq04, s09aq05, s09aq06, s09aq07</w:t>
+              <w:t>—</w:t>
             </w:r>
           </w:p>
         </w:tc>
@@ -4715,7 +5795,7 @@
                 <w:i w:val="0"/>
                 <w:sz w:val="17"/>
               </w:rPr>
-              <w:t>La somme des dépenses (1953500 Fcfa) pour Tabaski 2025/2026  de ce ménage semble  élevé, merci de regarder les montant pris dans les questions s09aq03 s09aq04 s09aq05 s09aq06 s09aq07 et corriger ou confirmer ces montants avec le QG.</w:t>
+              <w:t>Prière de corriger ou de confirmer avec le QG.</w:t>
             </w:r>
           </w:p>
         </w:tc>
@@ -4805,7 +5885,7 @@
                 <w:i w:val="0"/>
                 <w:sz w:val="17"/>
               </w:rPr>
-              <w:t>Attention ! La dépense totale du ménage de MOUHAMEDOUNE GUEYE (1953500 Fcfa) de la fête de Tabaski 2025/2026 est relativement élevé.</w:t>
+              <w:t>Peu plausible! le montant de la dépense (3800 Fcfa) pour Frais de photocopies de document semble trop élevé.</w:t>
             </w:r>
           </w:p>
         </w:tc>
@@ -4895,7 +5975,7 @@
                 <w:i w:val="0"/>
                 <w:sz w:val="17"/>
               </w:rPr>
-              <w:t>Prière de corriger ou de confirmer avec le QG.</w:t>
+              <w:t>Veuillez, s'il vous plaît, confirmer cette information avec le QG ou la corriger.</w:t>
             </w:r>
           </w:p>
         </w:tc>
@@ -4954,7 +6034,7 @@
                 <w:color w:val="16A34A"/>
                 <w:sz w:val="16"/>
               </w:rPr>
-              <w:t>s09aq03, s09aq04, s09aq05, s09aq06, s09aq07</w:t>
+              <w:t>—</w:t>
             </w:r>
           </w:p>
         </w:tc>
@@ -4985,7 +6065,7 @@
                 <w:i w:val="0"/>
                 <w:sz w:val="17"/>
               </w:rPr>
-              <w:t>La somme des dépenses (2135000 Fcfa) pour Fête des autres Religions /traditions  de ce ménage semble  élevé, merci de regarder les montant pris dans les questions s09aq03 s09aq04 s09aq05 s09aq06 s09aq07 et corriger ou confirmer ces montants avec le QG.</w:t>
+              <w:t>Attention ! La dépense du ménage de MOUHAMEDOUNE GUEYE (3800 Fcfa) au cours de 3 derniers mois de Frais de photocopies de document est relativement élevé.</w:t>
             </w:r>
           </w:p>
         </w:tc>
@@ -5075,7 +6155,7 @@
                 <w:i w:val="0"/>
                 <w:sz w:val="17"/>
               </w:rPr>
-              <w:t>Attention ! La dépense totale du ménage de MOUHAMEDOUNE GUEYE (2135000 Fcfa) de la fête de Fête des autres Religions /traditions est relativement élevé.</w:t>
+              <w:t>Attention ! La dépense du ménage de MOUHAMEDOUNE GUEYE (12500 Fcfa) au cours de 6 derniers mois de Frais de confection et de réparation de vêtements femme: robe, pantalon, jupe, ensemble, réparation, location, etc.</w:t>
             </w:r>
           </w:p>
         </w:tc>
@@ -5165,7 +6245,7 @@
                 <w:i w:val="0"/>
                 <w:sz w:val="17"/>
               </w:rPr>
-              <w:t>Attention ! La dépense du ménage de MOUHAMEDOUNE GUEYE (3500 Fcfa) au cours de 30 derniers jours de Autres produits de toilettes (rasoir, coton, crème/mousse à raser etc.) est relativement élevé.</w:t>
+              <w:t>est relativement élevé.</w:t>
             </w:r>
           </w:p>
         </w:tc>
@@ -5314,7 +6394,7 @@
                 <w:color w:val="16A34A"/>
                 <w:sz w:val="16"/>
               </w:rPr>
-              <w:t>s00q07a, s00q08, s00q10, s00q13_0, s00q15_0, s00q17_0, s00q23a, s00q23b</w:t>
+              <w:t>—</w:t>
             </w:r>
           </w:p>
         </w:tc>
@@ -5345,7 +6425,7 @@
                 <w:i w:val="0"/>
                 <w:sz w:val="17"/>
               </w:rPr>
-              <w:t>Peu plausible! le montant de la dépense (175000 Fcfa) pour Gasoil pour véhicule semble trop élevé.Veuillez, s'il vous plaît, confirmer cette information avec le QG ou la corriger.</w:t>
+              <w:t>Attention ! La dépense du ménage de MOUHAMEDOUNE GUEYE (15000 Fcfa) au cours de 6 derniers mois de Vêtements enfants (0-14 ans): layette pour bébé, chemise, pantalon garçon, robe fillette, slip enfant, blouses, etc.</w:t>
             </w:r>
           </w:p>
         </w:tc>
@@ -5435,7 +6515,7 @@
                 <w:i w:val="0"/>
                 <w:sz w:val="17"/>
               </w:rPr>
-              <w:t>Attention ! La dépense du ménage de MOUHAMEDOUNE GUEYE (175000 Fcfa) au cours de 30 derniers jours de Gasoil pour véhicule est relativement élevé.</w:t>
+              <w:t>(Pas inclure les uniformes scolaires) est relativement élevé.</w:t>
             </w:r>
           </w:p>
         </w:tc>
@@ -5525,7 +6605,7 @@
                 <w:i w:val="0"/>
                 <w:sz w:val="17"/>
               </w:rPr>
-              <w:t>Peu plausible! le montant de la dépense pour  Savon de ménage, lessive en poudre, détergents (eau de javel, etc.</w:t>
+              <w:t>Attention ! La dépense du ménage de MOUHAMEDOUNE GUEYE (5000 Fcfa) au cours de 6 derniers mois de Frais de confection et de réparation de vêtements enfants est relativement élevé.</w:t>
             </w:r>
           </w:p>
         </w:tc>
@@ -5615,7 +6695,7 @@
                 <w:i w:val="0"/>
                 <w:sz w:val="17"/>
               </w:rPr>
-              <w:t>) semble trop élevé.</w:t>
+              <w:t>Attention ! La dépense du ménage de MOUHAMEDOUNE GUEYE (110000 Fcfa) au cours de 12 derniers mois de Achat d'un téléphone portable est relativement élevé.</w:t>
             </w:r>
           </w:p>
         </w:tc>
@@ -5705,7 +6785,7 @@
                 <w:i w:val="0"/>
                 <w:sz w:val="17"/>
               </w:rPr>
-              <w:t>Veuillez, s'il vous plaît, confirmer cette information avec le QG ou la corriger.</w:t>
+              <w:t>Prière de corriger ou de confirmer avec le QG.</w:t>
             </w:r>
           </w:p>
         </w:tc>
@@ -5795,7 +6875,7 @@
                 <w:i w:val="0"/>
                 <w:sz w:val="17"/>
               </w:rPr>
-              <w:t>Attention ! La dépense du ménage de MOUHAMEDOUNE GUEYE (20000 Fcfa) au cours de 3 derniers mois de Services de réparation et d'entretien (vidange, graissage, gonflage de pneu etc.</w:t>
+              <w:t>Attention ! La dépense du ménage de MOUHAMEDOUNE GUEYE (15000 Fcfa) au cours de 12 derniers mois de Boucle d'oreilles, colliers, bracelets, bijoux, autres articles de bijouterie et joaillerie n.d.a est relativement élevé.</w:t>
             </w:r>
           </w:p>
         </w:tc>
@@ -5885,7 +6965,7 @@
                 <w:i w:val="0"/>
                 <w:sz w:val="17"/>
               </w:rPr>
-              <w:t>) de moyens de transport personnel (voitures, motos, bicyclette, etc.</w:t>
+              <w:t>Attention ! La dépense du ménage de MOUHAMEDOUNE GUEYE (25000 Fcfa) au cours de 12 derniers mois de Linge de maison et articles associés (serviettes de bain, drap, couverture, couvre-lit, oreillers, moustiquaire, nattes, tapis, rideaux, éventail, etc.</w:t>
             </w:r>
           </w:p>
         </w:tc>
@@ -6008,7 +7088,7 @@
                 <w:i w:val="0"/>
                 <w:sz w:val="16"/>
               </w:rPr>
-              <w:t>S09</w:t>
+              <w:t>S10</w:t>
               <w:br/>
             </w:r>
             <w:r>
@@ -6018,7 +7098,7 @@
                 <w:color w:val="64748B"/>
                 <w:sz w:val="14"/>
               </w:rPr>
-              <w:t>Dépenses non alimentaires</w:t>
+              <w:t>Logement</w:t>
             </w:r>
           </w:p>
         </w:tc>
@@ -6034,7 +7114,7 @@
                 <w:color w:val="16A34A"/>
                 <w:sz w:val="16"/>
               </w:rPr>
-              <w:t>—</w:t>
+              <w:t>s10q36</w:t>
             </w:r>
           </w:p>
         </w:tc>
@@ -6065,7 +7145,7 @@
                 <w:i w:val="0"/>
                 <w:sz w:val="17"/>
               </w:rPr>
-              <w:t>Prière de corriger ou de confirmer avec le QG.</w:t>
+              <w:t>Peu plausible! la valeur actuelle déclarée en s10q36 pour service rendu dans les avec une machine semble trop petite ou trop élevée.</w:t>
             </w:r>
           </w:p>
         </w:tc>
@@ -6098,7 +7178,7 @@
                 <w:i w:val="0"/>
                 <w:sz w:val="16"/>
               </w:rPr>
-              <w:t>S09</w:t>
+              <w:t>S10</w:t>
               <w:br/>
             </w:r>
             <w:r>
@@ -6108,7 +7188,7 @@
                 <w:color w:val="64748B"/>
                 <w:sz w:val="14"/>
               </w:rPr>
-              <w:t>Dépenses non alimentaires</w:t>
+              <w:t>Logement</w:t>
             </w:r>
           </w:p>
         </w:tc>
@@ -6155,7 +7235,7 @@
                 <w:i w:val="0"/>
                 <w:sz w:val="17"/>
               </w:rPr>
-              <w:t>Peu plausible! le montant de la dépense (3800 Fcfa) pour Frais de photocopies de document semble trop élevé.</w:t>
+              <w:t>Veuillez, s'il vous plaît, confirmer cette information avec le QG ou la corriger.</w:t>
             </w:r>
           </w:p>
         </w:tc>
@@ -6188,7 +7268,7 @@
                 <w:i w:val="0"/>
                 <w:sz w:val="16"/>
               </w:rPr>
-              <w:t>S09</w:t>
+              <w:t>S10</w:t>
               <w:br/>
             </w:r>
             <w:r>
@@ -6198,7 +7278,7 @@
                 <w:color w:val="64748B"/>
                 <w:sz w:val="14"/>
               </w:rPr>
-              <w:t>Dépenses non alimentaires</w:t>
+              <w:t>Logement</w:t>
             </w:r>
           </w:p>
         </w:tc>
@@ -6214,7 +7294,7 @@
                 <w:color w:val="16A34A"/>
                 <w:sz w:val="16"/>
               </w:rPr>
-              <w:t>—</w:t>
+              <w:t>s10q38</w:t>
             </w:r>
           </w:p>
         </w:tc>
@@ -6245,7 +7325,7 @@
                 <w:i w:val="0"/>
                 <w:sz w:val="17"/>
               </w:rPr>
-              <w:t>Veuillez, s'il vous plaît, confirmer cette information avec le QG ou la corriger.</w:t>
+              <w:t>Peu plausible! la valeur actuelle déclarée en s10q38 pour sservices de transport semble trop petite ou trop élevée.</w:t>
             </w:r>
           </w:p>
         </w:tc>
@@ -6278,7 +7358,7 @@
                 <w:i w:val="0"/>
                 <w:sz w:val="16"/>
               </w:rPr>
-              <w:t>S09</w:t>
+              <w:t>S11</w:t>
               <w:br/>
             </w:r>
             <w:r>
@@ -6288,7 +7368,7 @@
                 <w:color w:val="64748B"/>
                 <w:sz w:val="14"/>
               </w:rPr>
-              <w:t>Dépenses non alimentaires</w:t>
+              <w:t>Logement / cadre de vie</w:t>
             </w:r>
           </w:p>
         </w:tc>
@@ -6304,7 +7384,7 @@
                 <w:color w:val="16A34A"/>
                 <w:sz w:val="16"/>
               </w:rPr>
-              <w:t>—</w:t>
+              <w:t>s02q02__1, s02q15, s02q17, s03q16, s04q27, s04q43, s04q63, s05q11</w:t>
             </w:r>
           </w:p>
         </w:tc>
@@ -6335,7 +7415,7 @@
                 <w:i w:val="0"/>
                 <w:sz w:val="17"/>
               </w:rPr>
-              <w:t>Attention ! La dépense du ménage de MOUHAMEDOUNE GUEYE (3800 Fcfa) au cours de 3 derniers mois de Frais de photocopies de document est relativement élevé.</w:t>
+              <w:t>Le montant (9999 FCFA) du loyer mensuel payé pour un logement comme le votre (Maison Basse) dans ce village/quartier est trop faible, Veuillez s'il vous plaît corriger cette information.</w:t>
             </w:r>
           </w:p>
         </w:tc>
@@ -6368,7 +7448,7 @@
                 <w:i w:val="0"/>
                 <w:sz w:val="16"/>
               </w:rPr>
-              <w:t>S09</w:t>
+              <w:t>S11</w:t>
               <w:br/>
             </w:r>
             <w:r>
@@ -6378,7 +7458,7 @@
                 <w:color w:val="64748B"/>
                 <w:sz w:val="14"/>
               </w:rPr>
-              <w:t>Dépenses non alimentaires</w:t>
+              <w:t>Logement / cadre de vie</w:t>
             </w:r>
           </w:p>
         </w:tc>
@@ -6425,7 +7505,7 @@
                 <w:i w:val="0"/>
                 <w:sz w:val="17"/>
               </w:rPr>
-              <w:t>Attention ! La dépense du ménage de MOUHAMEDOUNE GUEYE (12500 Fcfa) au cours de 6 derniers mois de Frais de confection et de réparation de vêtements femme: robe, pantalon, jupe, ensemble, réparation, location, etc.</w:t>
+              <w:t>Attention!!! Les ménages vivants dans un(e) Maison Basse à SAINT-LOUIS Urbain ont généralement comme principal matériau de revêtement du sol du logement le/la Ciment/Béton, mais celui du ménage de MOUHAMEDOUNE GUEYE (Carreaux/Marbre) diffère de celui-ci.</w:t>
             </w:r>
           </w:p>
         </w:tc>
@@ -6458,7 +7538,7 @@
                 <w:i w:val="0"/>
                 <w:sz w:val="16"/>
               </w:rPr>
-              <w:t>S09</w:t>
+              <w:t>S11</w:t>
               <w:br/>
             </w:r>
             <w:r>
@@ -6468,7 +7548,7 @@
                 <w:color w:val="64748B"/>
                 <w:sz w:val="14"/>
               </w:rPr>
-              <w:t>Dépenses non alimentaires</w:t>
+              <w:t>Logement / cadre de vie</w:t>
             </w:r>
           </w:p>
         </w:tc>
@@ -6515,7 +7595,7 @@
                 <w:i w:val="0"/>
                 <w:sz w:val="17"/>
               </w:rPr>
-              <w:t>est relativement élevé.</w:t>
+              <w:t>Prière de vérifier pour être sûr que vous avez choisi les bonnes modalités des questions 11.01 et 11.19.</w:t>
             </w:r>
           </w:p>
         </w:tc>
@@ -6548,7 +7628,7 @@
                 <w:i w:val="0"/>
                 <w:sz w:val="16"/>
               </w:rPr>
-              <w:t>S09</w:t>
+              <w:t>S11</w:t>
               <w:br/>
             </w:r>
             <w:r>
@@ -6558,7 +7638,7 @@
                 <w:color w:val="64748B"/>
                 <w:sz w:val="14"/>
               </w:rPr>
-              <w:t>Dépenses non alimentaires</w:t>
+              <w:t>Logement / cadre de vie</w:t>
             </w:r>
           </w:p>
         </w:tc>
@@ -6605,7 +7685,7 @@
                 <w:i w:val="0"/>
                 <w:sz w:val="17"/>
               </w:rPr>
-              <w:t>Prière de corriger ou de confirmer avec le QG.</w:t>
+              <w:t>Merci de ne pas corriger si vous êtes sûr de celui donné par le ménage et observé par vous.</w:t>
             </w:r>
           </w:p>
         </w:tc>
@@ -6638,7 +7718,7 @@
                 <w:i w:val="0"/>
                 <w:sz w:val="16"/>
               </w:rPr>
-              <w:t>S09</w:t>
+              <w:t>S12</w:t>
               <w:br/>
             </w:r>
             <w:r>
@@ -6648,7 +7728,7 @@
                 <w:color w:val="64748B"/>
                 <w:sz w:val="14"/>
               </w:rPr>
-              <w:t>Dépenses non alimentaires</w:t>
+              <w:t>Avoirs / biens durables</w:t>
             </w:r>
           </w:p>
         </w:tc>
@@ -6695,1447 +7775,7 @@
                 <w:i w:val="0"/>
                 <w:sz w:val="17"/>
               </w:rPr>
-              <w:t>Attention ! La dépense du ménage de MOUHAMEDOUNE GUEYE (15000 Fcfa) au cours de 6 derniers mois de Vêtements enfants (0-14 ans): layette pour bébé, chemise, pantalon garçon, robe fillette, slip enfant, blouses, etc.</w:t>
-            </w:r>
-          </w:p>
-        </w:tc>
-      </w:tr>
-      <w:tr>
-        <w:tc>
-          <w:tcPr>
-            <w:tcW w:type="dxa" w:w="964"/>
-          </w:tcPr>
-          <w:p>
-            <w:r>
-              <w:rPr>
-                <w:b/>
-                <w:i w:val="0"/>
-                <w:color w:val="EA580C"/>
-                <w:sz w:val="16"/>
-              </w:rPr>
-              <w:t>Moyenne</w:t>
-            </w:r>
-          </w:p>
-        </w:tc>
-        <w:tc>
-          <w:tcPr>
-            <w:tcW w:type="dxa" w:w="1247"/>
-          </w:tcPr>
-          <w:p>
-            <w:r>
-              <w:rPr>
-                <w:b/>
-                <w:i w:val="0"/>
-                <w:sz w:val="16"/>
-              </w:rPr>
-              <w:t>S09</w:t>
-              <w:br/>
-            </w:r>
-            <w:r>
-              <w:rPr>
-                <w:b w:val="0"/>
-                <w:i w:val="0"/>
-                <w:color w:val="64748B"/>
-                <w:sz w:val="14"/>
-              </w:rPr>
-              <w:t>Dépenses non alimentaires</w:t>
-            </w:r>
-          </w:p>
-        </w:tc>
-        <w:tc>
-          <w:tcPr>
-            <w:tcW w:type="dxa" w:w="1531"/>
-          </w:tcPr>
-          <w:p>
-            <w:r>
-              <w:rPr>
-                <w:b/>
-                <w:i w:val="0"/>
-                <w:color w:val="16A34A"/>
-                <w:sz w:val="16"/>
-              </w:rPr>
-              <w:t>—</w:t>
-            </w:r>
-          </w:p>
-        </w:tc>
-        <w:tc>
-          <w:tcPr>
-            <w:tcW w:type="dxa" w:w="1191"/>
-          </w:tcPr>
-          <w:p>
-            <w:r>
-              <w:rPr>
-                <w:b w:val="0"/>
-                <w:i w:val="0"/>
-                <w:color w:val="64748B"/>
-                <w:sz w:val="16"/>
-              </w:rPr>
-              <w:t>GT-CQ</w:t>
-            </w:r>
-          </w:p>
-        </w:tc>
-        <w:tc>
-          <w:tcPr>
-            <w:tcW w:type="dxa" w:w="4706"/>
-          </w:tcPr>
-          <w:p>
-            <w:r>
-              <w:rPr>
-                <w:b w:val="0"/>
-                <w:i w:val="0"/>
-                <w:sz w:val="17"/>
-              </w:rPr>
-              <w:t>(Pas inclure les uniformes scolaires) est relativement élevé.</w:t>
-            </w:r>
-          </w:p>
-        </w:tc>
-      </w:tr>
-      <w:tr>
-        <w:tc>
-          <w:tcPr>
-            <w:tcW w:type="dxa" w:w="964"/>
-          </w:tcPr>
-          <w:p>
-            <w:r>
-              <w:rPr>
-                <w:b/>
-                <w:i w:val="0"/>
-                <w:color w:val="EA580C"/>
-                <w:sz w:val="16"/>
-              </w:rPr>
-              <w:t>Moyenne</w:t>
-            </w:r>
-          </w:p>
-        </w:tc>
-        <w:tc>
-          <w:tcPr>
-            <w:tcW w:type="dxa" w:w="1247"/>
-          </w:tcPr>
-          <w:p>
-            <w:r>
-              <w:rPr>
-                <w:b/>
-                <w:i w:val="0"/>
-                <w:sz w:val="16"/>
-              </w:rPr>
-              <w:t>S09</w:t>
-              <w:br/>
-            </w:r>
-            <w:r>
-              <w:rPr>
-                <w:b w:val="0"/>
-                <w:i w:val="0"/>
-                <w:color w:val="64748B"/>
-                <w:sz w:val="14"/>
-              </w:rPr>
-              <w:t>Dépenses non alimentaires</w:t>
-            </w:r>
-          </w:p>
-        </w:tc>
-        <w:tc>
-          <w:tcPr>
-            <w:tcW w:type="dxa" w:w="1531"/>
-          </w:tcPr>
-          <w:p>
-            <w:r>
-              <w:rPr>
-                <w:b/>
-                <w:i w:val="0"/>
-                <w:color w:val="16A34A"/>
-                <w:sz w:val="16"/>
-              </w:rPr>
-              <w:t>—</w:t>
-            </w:r>
-          </w:p>
-        </w:tc>
-        <w:tc>
-          <w:tcPr>
-            <w:tcW w:type="dxa" w:w="1191"/>
-          </w:tcPr>
-          <w:p>
-            <w:r>
-              <w:rPr>
-                <w:b w:val="0"/>
-                <w:i w:val="0"/>
-                <w:color w:val="64748B"/>
-                <w:sz w:val="16"/>
-              </w:rPr>
-              <w:t>GT-CQ</w:t>
-            </w:r>
-          </w:p>
-        </w:tc>
-        <w:tc>
-          <w:tcPr>
-            <w:tcW w:type="dxa" w:w="4706"/>
-          </w:tcPr>
-          <w:p>
-            <w:r>
-              <w:rPr>
-                <w:b w:val="0"/>
-                <w:i w:val="0"/>
-                <w:sz w:val="17"/>
-              </w:rPr>
-              <w:t>Attention ! La dépense du ménage de MOUHAMEDOUNE GUEYE (5000 Fcfa) au cours de 6 derniers mois de Frais de confection et de réparation de vêtements enfants est relativement élevé.</w:t>
-            </w:r>
-          </w:p>
-        </w:tc>
-      </w:tr>
-      <w:tr>
-        <w:tc>
-          <w:tcPr>
-            <w:tcW w:type="dxa" w:w="964"/>
-          </w:tcPr>
-          <w:p>
-            <w:r>
-              <w:rPr>
-                <w:b/>
-                <w:i w:val="0"/>
-                <w:color w:val="EA580C"/>
-                <w:sz w:val="16"/>
-              </w:rPr>
-              <w:t>Moyenne</w:t>
-            </w:r>
-          </w:p>
-        </w:tc>
-        <w:tc>
-          <w:tcPr>
-            <w:tcW w:type="dxa" w:w="1247"/>
-          </w:tcPr>
-          <w:p>
-            <w:r>
-              <w:rPr>
-                <w:b/>
-                <w:i w:val="0"/>
-                <w:sz w:val="16"/>
-              </w:rPr>
-              <w:t>S09</w:t>
-              <w:br/>
-            </w:r>
-            <w:r>
-              <w:rPr>
-                <w:b w:val="0"/>
-                <w:i w:val="0"/>
-                <w:color w:val="64748B"/>
-                <w:sz w:val="14"/>
-              </w:rPr>
-              <w:t>Dépenses non alimentaires</w:t>
-            </w:r>
-          </w:p>
-        </w:tc>
-        <w:tc>
-          <w:tcPr>
-            <w:tcW w:type="dxa" w:w="1531"/>
-          </w:tcPr>
-          <w:p>
-            <w:r>
-              <w:rPr>
-                <w:b/>
-                <w:i w:val="0"/>
-                <w:color w:val="16A34A"/>
-                <w:sz w:val="16"/>
-              </w:rPr>
-              <w:t>—</w:t>
-            </w:r>
-          </w:p>
-        </w:tc>
-        <w:tc>
-          <w:tcPr>
-            <w:tcW w:type="dxa" w:w="1191"/>
-          </w:tcPr>
-          <w:p>
-            <w:r>
-              <w:rPr>
-                <w:b w:val="0"/>
-                <w:i w:val="0"/>
-                <w:color w:val="64748B"/>
-                <w:sz w:val="16"/>
-              </w:rPr>
-              <w:t>GT-CQ</w:t>
-            </w:r>
-          </w:p>
-        </w:tc>
-        <w:tc>
-          <w:tcPr>
-            <w:tcW w:type="dxa" w:w="4706"/>
-          </w:tcPr>
-          <w:p>
-            <w:r>
-              <w:rPr>
-                <w:b w:val="0"/>
-                <w:i w:val="0"/>
-                <w:sz w:val="17"/>
-              </w:rPr>
-              <w:t>Attention ! La dépense du ménage de MOUHAMEDOUNE GUEYE (110000 Fcfa) au cours de 12 derniers mois de Achat d'un téléphone portable est relativement élevé.</w:t>
-            </w:r>
-          </w:p>
-        </w:tc>
-      </w:tr>
-      <w:tr>
-        <w:tc>
-          <w:tcPr>
-            <w:tcW w:type="dxa" w:w="964"/>
-          </w:tcPr>
-          <w:p>
-            <w:r>
-              <w:rPr>
-                <w:b/>
-                <w:i w:val="0"/>
-                <w:color w:val="EA580C"/>
-                <w:sz w:val="16"/>
-              </w:rPr>
-              <w:t>Moyenne</w:t>
-            </w:r>
-          </w:p>
-        </w:tc>
-        <w:tc>
-          <w:tcPr>
-            <w:tcW w:type="dxa" w:w="1247"/>
-          </w:tcPr>
-          <w:p>
-            <w:r>
-              <w:rPr>
-                <w:b/>
-                <w:i w:val="0"/>
-                <w:sz w:val="16"/>
-              </w:rPr>
-              <w:t>S09</w:t>
-              <w:br/>
-            </w:r>
-            <w:r>
-              <w:rPr>
-                <w:b w:val="0"/>
-                <w:i w:val="0"/>
-                <w:color w:val="64748B"/>
-                <w:sz w:val="14"/>
-              </w:rPr>
-              <w:t>Dépenses non alimentaires</w:t>
-            </w:r>
-          </w:p>
-        </w:tc>
-        <w:tc>
-          <w:tcPr>
-            <w:tcW w:type="dxa" w:w="1531"/>
-          </w:tcPr>
-          <w:p>
-            <w:r>
-              <w:rPr>
-                <w:b/>
-                <w:i w:val="0"/>
-                <w:color w:val="16A34A"/>
-                <w:sz w:val="16"/>
-              </w:rPr>
-              <w:t>—</w:t>
-            </w:r>
-          </w:p>
-        </w:tc>
-        <w:tc>
-          <w:tcPr>
-            <w:tcW w:type="dxa" w:w="1191"/>
-          </w:tcPr>
-          <w:p>
-            <w:r>
-              <w:rPr>
-                <w:b w:val="0"/>
-                <w:i w:val="0"/>
-                <w:color w:val="64748B"/>
-                <w:sz w:val="16"/>
-              </w:rPr>
-              <w:t>GT-CQ</w:t>
-            </w:r>
-          </w:p>
-        </w:tc>
-        <w:tc>
-          <w:tcPr>
-            <w:tcW w:type="dxa" w:w="4706"/>
-          </w:tcPr>
-          <w:p>
-            <w:r>
-              <w:rPr>
-                <w:b w:val="0"/>
-                <w:i w:val="0"/>
-                <w:sz w:val="17"/>
-              </w:rPr>
-              <w:t>Prière de corriger ou de confirmer avec le QG.</w:t>
-            </w:r>
-          </w:p>
-        </w:tc>
-      </w:tr>
-      <w:tr>
-        <w:tc>
-          <w:tcPr>
-            <w:tcW w:type="dxa" w:w="964"/>
-          </w:tcPr>
-          <w:p>
-            <w:r>
-              <w:rPr>
-                <w:b/>
-                <w:i w:val="0"/>
-                <w:color w:val="EA580C"/>
-                <w:sz w:val="16"/>
-              </w:rPr>
-              <w:t>Moyenne</w:t>
-            </w:r>
-          </w:p>
-        </w:tc>
-        <w:tc>
-          <w:tcPr>
-            <w:tcW w:type="dxa" w:w="1247"/>
-          </w:tcPr>
-          <w:p>
-            <w:r>
-              <w:rPr>
-                <w:b/>
-                <w:i w:val="0"/>
-                <w:sz w:val="16"/>
-              </w:rPr>
-              <w:t>S09</w:t>
-              <w:br/>
-            </w:r>
-            <w:r>
-              <w:rPr>
-                <w:b w:val="0"/>
-                <w:i w:val="0"/>
-                <w:color w:val="64748B"/>
-                <w:sz w:val="14"/>
-              </w:rPr>
-              <w:t>Dépenses non alimentaires</w:t>
-            </w:r>
-          </w:p>
-        </w:tc>
-        <w:tc>
-          <w:tcPr>
-            <w:tcW w:type="dxa" w:w="1531"/>
-          </w:tcPr>
-          <w:p>
-            <w:r>
-              <w:rPr>
-                <w:b/>
-                <w:i w:val="0"/>
-                <w:color w:val="16A34A"/>
-                <w:sz w:val="16"/>
-              </w:rPr>
-              <w:t>—</w:t>
-            </w:r>
-          </w:p>
-        </w:tc>
-        <w:tc>
-          <w:tcPr>
-            <w:tcW w:type="dxa" w:w="1191"/>
-          </w:tcPr>
-          <w:p>
-            <w:r>
-              <w:rPr>
-                <w:b w:val="0"/>
-                <w:i w:val="0"/>
-                <w:color w:val="64748B"/>
-                <w:sz w:val="16"/>
-              </w:rPr>
-              <w:t>GT-CQ</w:t>
-            </w:r>
-          </w:p>
-        </w:tc>
-        <w:tc>
-          <w:tcPr>
-            <w:tcW w:type="dxa" w:w="4706"/>
-          </w:tcPr>
-          <w:p>
-            <w:r>
-              <w:rPr>
-                <w:b w:val="0"/>
-                <w:i w:val="0"/>
-                <w:sz w:val="17"/>
-              </w:rPr>
-              <w:t>Attention ! La dépense du ménage de MOUHAMEDOUNE GUEYE (15000 Fcfa) au cours de 12 derniers mois de Boucle d'oreilles, colliers, bracelets, bijoux, autres articles de bijouterie et joaillerie n.d.a est relativement élevé.</w:t>
-            </w:r>
-          </w:p>
-        </w:tc>
-      </w:tr>
-      <w:tr>
-        <w:tc>
-          <w:tcPr>
-            <w:tcW w:type="dxa" w:w="964"/>
-          </w:tcPr>
-          <w:p>
-            <w:r>
-              <w:rPr>
-                <w:b/>
-                <w:i w:val="0"/>
-                <w:color w:val="EA580C"/>
-                <w:sz w:val="16"/>
-              </w:rPr>
-              <w:t>Moyenne</w:t>
-            </w:r>
-          </w:p>
-        </w:tc>
-        <w:tc>
-          <w:tcPr>
-            <w:tcW w:type="dxa" w:w="1247"/>
-          </w:tcPr>
-          <w:p>
-            <w:r>
-              <w:rPr>
-                <w:b/>
-                <w:i w:val="0"/>
-                <w:sz w:val="16"/>
-              </w:rPr>
-              <w:t>S09</w:t>
-              <w:br/>
-            </w:r>
-            <w:r>
-              <w:rPr>
-                <w:b w:val="0"/>
-                <w:i w:val="0"/>
-                <w:color w:val="64748B"/>
-                <w:sz w:val="14"/>
-              </w:rPr>
-              <w:t>Dépenses non alimentaires</w:t>
-            </w:r>
-          </w:p>
-        </w:tc>
-        <w:tc>
-          <w:tcPr>
-            <w:tcW w:type="dxa" w:w="1531"/>
-          </w:tcPr>
-          <w:p>
-            <w:r>
-              <w:rPr>
-                <w:b/>
-                <w:i w:val="0"/>
-                <w:color w:val="16A34A"/>
-                <w:sz w:val="16"/>
-              </w:rPr>
-              <w:t>—</w:t>
-            </w:r>
-          </w:p>
-        </w:tc>
-        <w:tc>
-          <w:tcPr>
-            <w:tcW w:type="dxa" w:w="1191"/>
-          </w:tcPr>
-          <w:p>
-            <w:r>
-              <w:rPr>
-                <w:b w:val="0"/>
-                <w:i w:val="0"/>
-                <w:color w:val="64748B"/>
-                <w:sz w:val="16"/>
-              </w:rPr>
-              <w:t>GT-CQ</w:t>
-            </w:r>
-          </w:p>
-        </w:tc>
-        <w:tc>
-          <w:tcPr>
-            <w:tcW w:type="dxa" w:w="4706"/>
-          </w:tcPr>
-          <w:p>
-            <w:r>
-              <w:rPr>
-                <w:b w:val="0"/>
-                <w:i w:val="0"/>
-                <w:sz w:val="17"/>
-              </w:rPr>
-              <w:t>Attention ! La dépense du ménage de MOUHAMEDOUNE GUEYE (25000 Fcfa) au cours de 12 derniers mois de Linge de maison et articles associés (serviettes de bain, drap, couverture, couvre-lit, oreillers, moustiquaire, nattes, tapis, rideaux, éventail, etc.</w:t>
-            </w:r>
-          </w:p>
-        </w:tc>
-      </w:tr>
-      <w:tr>
-        <w:tc>
-          <w:tcPr>
-            <w:tcW w:type="dxa" w:w="964"/>
-          </w:tcPr>
-          <w:p>
-            <w:r>
-              <w:rPr>
-                <w:b/>
-                <w:i w:val="0"/>
-                <w:color w:val="EA580C"/>
-                <w:sz w:val="16"/>
-              </w:rPr>
-              <w:t>Moyenne</w:t>
-            </w:r>
-          </w:p>
-        </w:tc>
-        <w:tc>
-          <w:tcPr>
-            <w:tcW w:type="dxa" w:w="1247"/>
-          </w:tcPr>
-          <w:p>
-            <w:r>
-              <w:rPr>
-                <w:b/>
-                <w:i w:val="0"/>
-                <w:sz w:val="16"/>
-              </w:rPr>
-              <w:t>S09</w:t>
-              <w:br/>
-            </w:r>
-            <w:r>
-              <w:rPr>
-                <w:b w:val="0"/>
-                <w:i w:val="0"/>
-                <w:color w:val="64748B"/>
-                <w:sz w:val="14"/>
-              </w:rPr>
-              <w:t>Dépenses non alimentaires</w:t>
-            </w:r>
-          </w:p>
-        </w:tc>
-        <w:tc>
-          <w:tcPr>
-            <w:tcW w:type="dxa" w:w="1531"/>
-          </w:tcPr>
-          <w:p>
-            <w:r>
-              <w:rPr>
-                <w:b/>
-                <w:i w:val="0"/>
-                <w:color w:val="16A34A"/>
-                <w:sz w:val="16"/>
-              </w:rPr>
-              <w:t>—</w:t>
-            </w:r>
-          </w:p>
-        </w:tc>
-        <w:tc>
-          <w:tcPr>
-            <w:tcW w:type="dxa" w:w="1191"/>
-          </w:tcPr>
-          <w:p>
-            <w:r>
-              <w:rPr>
-                <w:b w:val="0"/>
-                <w:i w:val="0"/>
-                <w:color w:val="64748B"/>
-                <w:sz w:val="16"/>
-              </w:rPr>
-              <w:t>GT-CQ</w:t>
-            </w:r>
-          </w:p>
-        </w:tc>
-        <w:tc>
-          <w:tcPr>
-            <w:tcW w:type="dxa" w:w="4706"/>
-          </w:tcPr>
-          <w:p>
-            <w:r>
-              <w:rPr>
-                <w:b w:val="0"/>
-                <w:i w:val="0"/>
-                <w:sz w:val="17"/>
-              </w:rPr>
-              <w:t>) est relativement élevé.</w:t>
-            </w:r>
-          </w:p>
-        </w:tc>
-      </w:tr>
-      <w:tr>
-        <w:tc>
-          <w:tcPr>
-            <w:tcW w:type="dxa" w:w="964"/>
-          </w:tcPr>
-          <w:p>
-            <w:r>
-              <w:rPr>
-                <w:b/>
-                <w:i w:val="0"/>
-                <w:color w:val="EA580C"/>
-                <w:sz w:val="16"/>
-              </w:rPr>
-              <w:t>Moyenne</w:t>
-            </w:r>
-          </w:p>
-        </w:tc>
-        <w:tc>
-          <w:tcPr>
-            <w:tcW w:type="dxa" w:w="1247"/>
-          </w:tcPr>
-          <w:p>
-            <w:r>
-              <w:rPr>
-                <w:b/>
-                <w:i w:val="0"/>
-                <w:sz w:val="16"/>
-              </w:rPr>
-              <w:t>S10</w:t>
-              <w:br/>
-            </w:r>
-            <w:r>
-              <w:rPr>
-                <w:b w:val="0"/>
-                <w:i w:val="0"/>
-                <w:color w:val="64748B"/>
-                <w:sz w:val="14"/>
-              </w:rPr>
-              <w:t>Logement</w:t>
-            </w:r>
-          </w:p>
-        </w:tc>
-        <w:tc>
-          <w:tcPr>
-            <w:tcW w:type="dxa" w:w="1531"/>
-          </w:tcPr>
-          <w:p>
-            <w:r>
-              <w:rPr>
-                <w:b/>
-                <w:i w:val="0"/>
-                <w:color w:val="16A34A"/>
-                <w:sz w:val="16"/>
-              </w:rPr>
-              <w:t>s10q36</w:t>
-            </w:r>
-          </w:p>
-        </w:tc>
-        <w:tc>
-          <w:tcPr>
-            <w:tcW w:type="dxa" w:w="1191"/>
-          </w:tcPr>
-          <w:p>
-            <w:r>
-              <w:rPr>
-                <w:b w:val="0"/>
-                <w:i w:val="0"/>
-                <w:color w:val="64748B"/>
-                <w:sz w:val="16"/>
-              </w:rPr>
-              <w:t>GT-CQ</w:t>
-            </w:r>
-          </w:p>
-        </w:tc>
-        <w:tc>
-          <w:tcPr>
-            <w:tcW w:type="dxa" w:w="4706"/>
-          </w:tcPr>
-          <w:p>
-            <w:r>
-              <w:rPr>
-                <w:b w:val="0"/>
-                <w:i w:val="0"/>
-                <w:sz w:val="17"/>
-              </w:rPr>
-              <w:t>Peu plausible! la valeur actuelle déclarée en s10q36 pour service rendu dans les avec une machine semble trop petite ou trop élevée.</w:t>
-            </w:r>
-          </w:p>
-        </w:tc>
-      </w:tr>
-      <w:tr>
-        <w:tc>
-          <w:tcPr>
-            <w:tcW w:type="dxa" w:w="964"/>
-          </w:tcPr>
-          <w:p>
-            <w:r>
-              <w:rPr>
-                <w:b/>
-                <w:i w:val="0"/>
-                <w:color w:val="EA580C"/>
-                <w:sz w:val="16"/>
-              </w:rPr>
-              <w:t>Moyenne</w:t>
-            </w:r>
-          </w:p>
-        </w:tc>
-        <w:tc>
-          <w:tcPr>
-            <w:tcW w:type="dxa" w:w="1247"/>
-          </w:tcPr>
-          <w:p>
-            <w:r>
-              <w:rPr>
-                <w:b/>
-                <w:i w:val="0"/>
-                <w:sz w:val="16"/>
-              </w:rPr>
-              <w:t>S10</w:t>
-              <w:br/>
-            </w:r>
-            <w:r>
-              <w:rPr>
-                <w:b w:val="0"/>
-                <w:i w:val="0"/>
-                <w:color w:val="64748B"/>
-                <w:sz w:val="14"/>
-              </w:rPr>
-              <w:t>Logement</w:t>
-            </w:r>
-          </w:p>
-        </w:tc>
-        <w:tc>
-          <w:tcPr>
-            <w:tcW w:type="dxa" w:w="1531"/>
-          </w:tcPr>
-          <w:p>
-            <w:r>
-              <w:rPr>
-                <w:b/>
-                <w:i w:val="0"/>
-                <w:color w:val="16A34A"/>
-                <w:sz w:val="16"/>
-              </w:rPr>
-              <w:t>—</w:t>
-            </w:r>
-          </w:p>
-        </w:tc>
-        <w:tc>
-          <w:tcPr>
-            <w:tcW w:type="dxa" w:w="1191"/>
-          </w:tcPr>
-          <w:p>
-            <w:r>
-              <w:rPr>
-                <w:b w:val="0"/>
-                <w:i w:val="0"/>
-                <w:color w:val="64748B"/>
-                <w:sz w:val="16"/>
-              </w:rPr>
-              <w:t>GT-CQ</w:t>
-            </w:r>
-          </w:p>
-        </w:tc>
-        <w:tc>
-          <w:tcPr>
-            <w:tcW w:type="dxa" w:w="4706"/>
-          </w:tcPr>
-          <w:p>
-            <w:r>
-              <w:rPr>
-                <w:b w:val="0"/>
-                <w:i w:val="0"/>
-                <w:sz w:val="17"/>
-              </w:rPr>
-              <w:t>Veuillez, s'il vous plaît, confirmer cette information avec le QG ou la corriger.</w:t>
-            </w:r>
-          </w:p>
-        </w:tc>
-      </w:tr>
-      <w:tr>
-        <w:tc>
-          <w:tcPr>
-            <w:tcW w:type="dxa" w:w="964"/>
-          </w:tcPr>
-          <w:p>
-            <w:r>
-              <w:rPr>
-                <w:b/>
-                <w:i w:val="0"/>
-                <w:color w:val="EA580C"/>
-                <w:sz w:val="16"/>
-              </w:rPr>
-              <w:t>Moyenne</w:t>
-            </w:r>
-          </w:p>
-        </w:tc>
-        <w:tc>
-          <w:tcPr>
-            <w:tcW w:type="dxa" w:w="1247"/>
-          </w:tcPr>
-          <w:p>
-            <w:r>
-              <w:rPr>
-                <w:b/>
-                <w:i w:val="0"/>
-                <w:sz w:val="16"/>
-              </w:rPr>
-              <w:t>S10</w:t>
-              <w:br/>
-            </w:r>
-            <w:r>
-              <w:rPr>
-                <w:b w:val="0"/>
-                <w:i w:val="0"/>
-                <w:color w:val="64748B"/>
-                <w:sz w:val="14"/>
-              </w:rPr>
-              <w:t>Logement</w:t>
-            </w:r>
-          </w:p>
-        </w:tc>
-        <w:tc>
-          <w:tcPr>
-            <w:tcW w:type="dxa" w:w="1531"/>
-          </w:tcPr>
-          <w:p>
-            <w:r>
-              <w:rPr>
-                <w:b/>
-                <w:i w:val="0"/>
-                <w:color w:val="16A34A"/>
-                <w:sz w:val="16"/>
-              </w:rPr>
-              <w:t>s10q38</w:t>
-            </w:r>
-          </w:p>
-        </w:tc>
-        <w:tc>
-          <w:tcPr>
-            <w:tcW w:type="dxa" w:w="1191"/>
-          </w:tcPr>
-          <w:p>
-            <w:r>
-              <w:rPr>
-                <w:b w:val="0"/>
-                <w:i w:val="0"/>
-                <w:color w:val="64748B"/>
-                <w:sz w:val="16"/>
-              </w:rPr>
-              <w:t>GT-CQ</w:t>
-            </w:r>
-          </w:p>
-        </w:tc>
-        <w:tc>
-          <w:tcPr>
-            <w:tcW w:type="dxa" w:w="4706"/>
-          </w:tcPr>
-          <w:p>
-            <w:r>
-              <w:rPr>
-                <w:b w:val="0"/>
-                <w:i w:val="0"/>
-                <w:sz w:val="17"/>
-              </w:rPr>
-              <w:t>Peu plausible! la valeur actuelle déclarée en s10q38 pour sservices de transport semble trop petite ou trop élevée.</w:t>
-            </w:r>
-          </w:p>
-        </w:tc>
-      </w:tr>
-      <w:tr>
-        <w:tc>
-          <w:tcPr>
-            <w:tcW w:type="dxa" w:w="964"/>
-          </w:tcPr>
-          <w:p>
-            <w:r>
-              <w:rPr>
-                <w:b/>
-                <w:i w:val="0"/>
-                <w:color w:val="EA580C"/>
-                <w:sz w:val="16"/>
-              </w:rPr>
-              <w:t>Moyenne</w:t>
-            </w:r>
-          </w:p>
-        </w:tc>
-        <w:tc>
-          <w:tcPr>
-            <w:tcW w:type="dxa" w:w="1247"/>
-          </w:tcPr>
-          <w:p>
-            <w:r>
-              <w:rPr>
-                <w:b/>
-                <w:i w:val="0"/>
-                <w:sz w:val="16"/>
-              </w:rPr>
-              <w:t>S11</w:t>
-              <w:br/>
-            </w:r>
-            <w:r>
-              <w:rPr>
-                <w:b w:val="0"/>
-                <w:i w:val="0"/>
-                <w:color w:val="64748B"/>
-                <w:sz w:val="14"/>
-              </w:rPr>
-              <w:t>Logement / cadre de vie</w:t>
-            </w:r>
-          </w:p>
-        </w:tc>
-        <w:tc>
-          <w:tcPr>
-            <w:tcW w:type="dxa" w:w="1531"/>
-          </w:tcPr>
-          <w:p>
-            <w:r>
-              <w:rPr>
-                <w:b/>
-                <w:i w:val="0"/>
-                <w:color w:val="16A34A"/>
-                <w:sz w:val="16"/>
-              </w:rPr>
-              <w:t>s02q02__1, s02q15, s02q17, s03q16, s04q27, s04q43, s04q63, s05q11</w:t>
-            </w:r>
-          </w:p>
-        </w:tc>
-        <w:tc>
-          <w:tcPr>
-            <w:tcW w:type="dxa" w:w="1191"/>
-          </w:tcPr>
-          <w:p>
-            <w:r>
-              <w:rPr>
-                <w:b w:val="0"/>
-                <w:i w:val="0"/>
-                <w:color w:val="64748B"/>
-                <w:sz w:val="16"/>
-              </w:rPr>
-              <w:t>GT-CQ</w:t>
-            </w:r>
-          </w:p>
-        </w:tc>
-        <w:tc>
-          <w:tcPr>
-            <w:tcW w:type="dxa" w:w="4706"/>
-          </w:tcPr>
-          <w:p>
-            <w:r>
-              <w:rPr>
-                <w:b w:val="0"/>
-                <w:i w:val="0"/>
-                <w:sz w:val="17"/>
-              </w:rPr>
-              <w:t>Le montant (9999 FCFA) du loyer mensuel payé pour un logement comme le votre (Maison Basse) dans ce village/quartier est trop faible, Veuillez s'il vous plaît corriger cette information.</w:t>
-            </w:r>
-          </w:p>
-        </w:tc>
-      </w:tr>
-      <w:tr>
-        <w:tc>
-          <w:tcPr>
-            <w:tcW w:type="dxa" w:w="964"/>
-          </w:tcPr>
-          <w:p>
-            <w:r>
-              <w:rPr>
-                <w:b/>
-                <w:i w:val="0"/>
-                <w:color w:val="EA580C"/>
-                <w:sz w:val="16"/>
-              </w:rPr>
-              <w:t>Moyenne</w:t>
-            </w:r>
-          </w:p>
-        </w:tc>
-        <w:tc>
-          <w:tcPr>
-            <w:tcW w:type="dxa" w:w="1247"/>
-          </w:tcPr>
-          <w:p>
-            <w:r>
-              <w:rPr>
-                <w:b/>
-                <w:i w:val="0"/>
-                <w:sz w:val="16"/>
-              </w:rPr>
-              <w:t>S11</w:t>
-              <w:br/>
-            </w:r>
-            <w:r>
-              <w:rPr>
-                <w:b w:val="0"/>
-                <w:i w:val="0"/>
-                <w:color w:val="64748B"/>
-                <w:sz w:val="14"/>
-              </w:rPr>
-              <w:t>Logement / cadre de vie</w:t>
-            </w:r>
-          </w:p>
-        </w:tc>
-        <w:tc>
-          <w:tcPr>
-            <w:tcW w:type="dxa" w:w="1531"/>
-          </w:tcPr>
-          <w:p>
-            <w:r>
-              <w:rPr>
-                <w:b/>
-                <w:i w:val="0"/>
-                <w:color w:val="16A34A"/>
-                <w:sz w:val="16"/>
-              </w:rPr>
-              <w:t>—</w:t>
-            </w:r>
-          </w:p>
-        </w:tc>
-        <w:tc>
-          <w:tcPr>
-            <w:tcW w:type="dxa" w:w="1191"/>
-          </w:tcPr>
-          <w:p>
-            <w:r>
-              <w:rPr>
-                <w:b w:val="0"/>
-                <w:i w:val="0"/>
-                <w:color w:val="64748B"/>
-                <w:sz w:val="16"/>
-              </w:rPr>
-              <w:t>GT-CQ</w:t>
-            </w:r>
-          </w:p>
-        </w:tc>
-        <w:tc>
-          <w:tcPr>
-            <w:tcW w:type="dxa" w:w="4706"/>
-          </w:tcPr>
-          <w:p>
-            <w:r>
-              <w:rPr>
-                <w:b w:val="0"/>
-                <w:i w:val="0"/>
-                <w:sz w:val="17"/>
-              </w:rPr>
-              <w:t>Attention!!! Les ménages vivants dans un(e) Maison Basse à SAINT-LOUIS Urbain ont généralement comme principal matériau de revêtement du sol du logement le/la Ciment/Béton, mais celui du ménage de MOUHAMEDOUNE GUEYE (Carreaux/Marbre) diffère de celui-ci.</w:t>
-            </w:r>
-          </w:p>
-        </w:tc>
-      </w:tr>
-      <w:tr>
-        <w:tc>
-          <w:tcPr>
-            <w:tcW w:type="dxa" w:w="964"/>
-          </w:tcPr>
-          <w:p>
-            <w:r>
-              <w:rPr>
-                <w:b/>
-                <w:i w:val="0"/>
-                <w:color w:val="EA580C"/>
-                <w:sz w:val="16"/>
-              </w:rPr>
-              <w:t>Moyenne</w:t>
-            </w:r>
-          </w:p>
-        </w:tc>
-        <w:tc>
-          <w:tcPr>
-            <w:tcW w:type="dxa" w:w="1247"/>
-          </w:tcPr>
-          <w:p>
-            <w:r>
-              <w:rPr>
-                <w:b/>
-                <w:i w:val="0"/>
-                <w:sz w:val="16"/>
-              </w:rPr>
-              <w:t>S11</w:t>
-              <w:br/>
-            </w:r>
-            <w:r>
-              <w:rPr>
-                <w:b w:val="0"/>
-                <w:i w:val="0"/>
-                <w:color w:val="64748B"/>
-                <w:sz w:val="14"/>
-              </w:rPr>
-              <w:t>Logement / cadre de vie</w:t>
-            </w:r>
-          </w:p>
-        </w:tc>
-        <w:tc>
-          <w:tcPr>
-            <w:tcW w:type="dxa" w:w="1531"/>
-          </w:tcPr>
-          <w:p>
-            <w:r>
-              <w:rPr>
-                <w:b/>
-                <w:i w:val="0"/>
-                <w:color w:val="16A34A"/>
-                <w:sz w:val="16"/>
-              </w:rPr>
-              <w:t>—</w:t>
-            </w:r>
-          </w:p>
-        </w:tc>
-        <w:tc>
-          <w:tcPr>
-            <w:tcW w:type="dxa" w:w="1191"/>
-          </w:tcPr>
-          <w:p>
-            <w:r>
-              <w:rPr>
-                <w:b w:val="0"/>
-                <w:i w:val="0"/>
-                <w:color w:val="64748B"/>
-                <w:sz w:val="16"/>
-              </w:rPr>
-              <w:t>GT-CQ</w:t>
-            </w:r>
-          </w:p>
-        </w:tc>
-        <w:tc>
-          <w:tcPr>
-            <w:tcW w:type="dxa" w:w="4706"/>
-          </w:tcPr>
-          <w:p>
-            <w:r>
-              <w:rPr>
-                <w:b w:val="0"/>
-                <w:i w:val="0"/>
-                <w:sz w:val="17"/>
-              </w:rPr>
-              <w:t>Prière de vérifier pour être sûr que vous avez choisi les bonnes modalités des questions 11.01 et 11.19.</w:t>
-            </w:r>
-          </w:p>
-        </w:tc>
-      </w:tr>
-      <w:tr>
-        <w:tc>
-          <w:tcPr>
-            <w:tcW w:type="dxa" w:w="964"/>
-          </w:tcPr>
-          <w:p>
-            <w:r>
-              <w:rPr>
-                <w:b/>
-                <w:i w:val="0"/>
-                <w:color w:val="EA580C"/>
-                <w:sz w:val="16"/>
-              </w:rPr>
-              <w:t>Moyenne</w:t>
-            </w:r>
-          </w:p>
-        </w:tc>
-        <w:tc>
-          <w:tcPr>
-            <w:tcW w:type="dxa" w:w="1247"/>
-          </w:tcPr>
-          <w:p>
-            <w:r>
-              <w:rPr>
-                <w:b/>
-                <w:i w:val="0"/>
-                <w:sz w:val="16"/>
-              </w:rPr>
-              <w:t>S11</w:t>
-              <w:br/>
-            </w:r>
-            <w:r>
-              <w:rPr>
-                <w:b w:val="0"/>
-                <w:i w:val="0"/>
-                <w:color w:val="64748B"/>
-                <w:sz w:val="14"/>
-              </w:rPr>
-              <w:t>Logement / cadre de vie</w:t>
-            </w:r>
-          </w:p>
-        </w:tc>
-        <w:tc>
-          <w:tcPr>
-            <w:tcW w:type="dxa" w:w="1531"/>
-          </w:tcPr>
-          <w:p>
-            <w:r>
-              <w:rPr>
-                <w:b/>
-                <w:i w:val="0"/>
-                <w:color w:val="16A34A"/>
-                <w:sz w:val="16"/>
-              </w:rPr>
-              <w:t>—</w:t>
-            </w:r>
-          </w:p>
-        </w:tc>
-        <w:tc>
-          <w:tcPr>
-            <w:tcW w:type="dxa" w:w="1191"/>
-          </w:tcPr>
-          <w:p>
-            <w:r>
-              <w:rPr>
-                <w:b w:val="0"/>
-                <w:i w:val="0"/>
-                <w:color w:val="64748B"/>
-                <w:sz w:val="16"/>
-              </w:rPr>
-              <w:t>GT-CQ</w:t>
-            </w:r>
-          </w:p>
-        </w:tc>
-        <w:tc>
-          <w:tcPr>
-            <w:tcW w:type="dxa" w:w="4706"/>
-          </w:tcPr>
-          <w:p>
-            <w:r>
-              <w:rPr>
-                <w:b w:val="0"/>
-                <w:i w:val="0"/>
-                <w:sz w:val="17"/>
-              </w:rPr>
-              <w:t>Merci de ne pas corriger si vous êtes sûr de celui donné par le ménage et observé par vous.</w:t>
-            </w:r>
-          </w:p>
-        </w:tc>
-      </w:tr>
-      <w:tr>
-        <w:tc>
-          <w:tcPr>
-            <w:tcW w:type="dxa" w:w="964"/>
-          </w:tcPr>
-          <w:p>
-            <w:r>
-              <w:rPr>
-                <w:b/>
-                <w:i w:val="0"/>
-                <w:color w:val="EA580C"/>
-                <w:sz w:val="16"/>
-              </w:rPr>
-              <w:t>Moyenne</w:t>
-            </w:r>
-          </w:p>
-        </w:tc>
-        <w:tc>
-          <w:tcPr>
-            <w:tcW w:type="dxa" w:w="1247"/>
-          </w:tcPr>
-          <w:p>
-            <w:r>
-              <w:rPr>
-                <w:b/>
-                <w:i w:val="0"/>
-                <w:sz w:val="16"/>
-              </w:rPr>
-              <w:t>S12</w:t>
-              <w:br/>
-            </w:r>
-            <w:r>
-              <w:rPr>
-                <w:b w:val="0"/>
-                <w:i w:val="0"/>
-                <w:color w:val="64748B"/>
-                <w:sz w:val="14"/>
-              </w:rPr>
-              <w:t>Avoirs / biens durables</w:t>
-            </w:r>
-          </w:p>
-        </w:tc>
-        <w:tc>
-          <w:tcPr>
-            <w:tcW w:type="dxa" w:w="1531"/>
-          </w:tcPr>
-          <w:p>
-            <w:r>
-              <w:rPr>
-                <w:b/>
-                <w:i w:val="0"/>
-                <w:color w:val="16A34A"/>
-                <w:sz w:val="16"/>
-              </w:rPr>
-              <w:t>—</w:t>
-            </w:r>
-          </w:p>
-        </w:tc>
-        <w:tc>
-          <w:tcPr>
-            <w:tcW w:type="dxa" w:w="1191"/>
-          </w:tcPr>
-          <w:p>
-            <w:r>
-              <w:rPr>
-                <w:b w:val="0"/>
-                <w:i w:val="0"/>
-                <w:color w:val="64748B"/>
-                <w:sz w:val="16"/>
-              </w:rPr>
-              <w:t>GT-CQ</w:t>
-            </w:r>
-          </w:p>
-        </w:tc>
-        <w:tc>
-          <w:tcPr>
-            <w:tcW w:type="dxa" w:w="4706"/>
-          </w:tcPr>
-          <w:p>
-            <w:r>
-              <w:rPr>
-                <w:b w:val="0"/>
-                <w:i w:val="0"/>
-                <w:sz w:val="17"/>
-              </w:rPr>
               <w:t>Prière de vérifier ou confirmer avec l'enquêté et mettre les bonnes valeurs après verification, s'il le faut.</w:t>
-            </w:r>
-          </w:p>
-        </w:tc>
-      </w:tr>
-      <w:tr>
-        <w:tc>
-          <w:tcPr>
-            <w:tcW w:type="dxa" w:w="964"/>
-          </w:tcPr>
-          <w:p>
-            <w:r>
-              <w:rPr>
-                <w:b/>
-                <w:i w:val="0"/>
-                <w:color w:val="EA580C"/>
-                <w:sz w:val="16"/>
-              </w:rPr>
-              <w:t>Moyenne</w:t>
-            </w:r>
-          </w:p>
-        </w:tc>
-        <w:tc>
-          <w:tcPr>
-            <w:tcW w:type="dxa" w:w="1247"/>
-          </w:tcPr>
-          <w:p>
-            <w:r>
-              <w:rPr>
-                <w:b/>
-                <w:i w:val="0"/>
-                <w:sz w:val="16"/>
-              </w:rPr>
-              <w:t>S13</w:t>
-              <w:br/>
-            </w:r>
-            <w:r>
-              <w:rPr>
-                <w:b w:val="0"/>
-                <w:i w:val="0"/>
-                <w:color w:val="64748B"/>
-                <w:sz w:val="14"/>
-              </w:rPr>
-              <w:t>Transferts</w:t>
-            </w:r>
-          </w:p>
-        </w:tc>
-        <w:tc>
-          <w:tcPr>
-            <w:tcW w:type="dxa" w:w="1531"/>
-          </w:tcPr>
-          <w:p>
-            <w:r>
-              <w:rPr>
-                <w:b/>
-                <w:i w:val="0"/>
-                <w:color w:val="16A34A"/>
-                <w:sz w:val="16"/>
-              </w:rPr>
-              <w:t>s00q07a, s00q08, s00q10, s00q13_0, s00q15_0, s00q17_0, s00q23a, s00q23b</w:t>
-            </w:r>
-          </w:p>
-        </w:tc>
-        <w:tc>
-          <w:tcPr>
-            <w:tcW w:type="dxa" w:w="1191"/>
-          </w:tcPr>
-          <w:p>
-            <w:r>
-              <w:rPr>
-                <w:b w:val="0"/>
-                <w:i w:val="0"/>
-                <w:color w:val="64748B"/>
-                <w:sz w:val="16"/>
-              </w:rPr>
-              <w:t>GT-CQ</w:t>
-            </w:r>
-          </w:p>
-        </w:tc>
-        <w:tc>
-          <w:tcPr>
-            <w:tcW w:type="dxa" w:w="4706"/>
-          </w:tcPr>
-          <w:p>
-            <w:r>
-              <w:rPr>
-                <w:b w:val="0"/>
-                <w:i w:val="0"/>
-                <w:sz w:val="17"/>
-              </w:rPr>
-              <w:t>L'enquêteur prière de fournir d'effort pour avoir le niveau d'étude et l'âge de celui qui a envoyé/donné de l'argent dans la section 13a (Transfert reçu).</w:t>
             </w:r>
           </w:p>
         </w:tc>
